--- a/KHBD_Tin_học/Lớp_7/Tuần_10/De_kiem_tra_DGDK1_Tin_hoc_Lop_7.docx
+++ b/KHBD_Tin_học/Lớp_7/Tuần_10/De_kiem_tra_DGDK1_Tin_hoc_Lop_7.docx
@@ -370,1164 +370,1820 @@
     </w:tbl>
     <w:p>
       <w:pPr>
-        <w:spacing w:before="0" w:after="80" w:line="276" w:lineRule="auto"/>
-        <w:jc w:val="left"/>
-      </w:pPr>
-    </w:p>
-    <w:p>
-      <w:pPr>
-        <w:spacing w:before="120" w:after="80" w:line="276" w:lineRule="auto"/>
-        <w:jc w:val="left"/>
+        <w:spacing w:after="80"/>
+      </w:pPr>
+    </w:p>
+    <w:p>
+      <w:pPr>
+        <w:spacing w:before="120" w:after="40"/>
+      </w:pPr>
+      <w:r>
+        <w:rPr>
+          <w:rFonts w:ascii="Times New Roman" w:hAnsi="Times New Roman" w:cs="Times New Roman" w:eastAsia="Times New Roman"/>
+          <w:sz w:val="26"/>
+          <w:szCs w:val="26"/>
+          <w:b/>
+          <w:bCs/>
+        </w:rPr>
+        <w:t xml:space="preserve">PHẦN I. TRẮC NGHIỆM KHÁCH QUAN (20 câu – 5,0 điểm)</w:t>
+      </w:r>
+    </w:p>
+    <w:p>
+      <w:pPr>
+        <w:spacing w:after="120"/>
+      </w:pPr>
+      <w:r>
+        <w:rPr>
+          <w:rFonts w:ascii="Times New Roman" w:hAnsi="Times New Roman" w:cs="Times New Roman" w:eastAsia="Times New Roman"/>
+          <w:sz w:val="26"/>
+          <w:szCs w:val="26"/>
+          <w:i/>
+          <w:iCs/>
+        </w:rPr>
+        <w:t xml:space="preserve">Khoanh tròn vào chữ cái (A, B, C hoặc D) đứng trước câu trả lời đúng nhất:</w:t>
+      </w:r>
+    </w:p>
+    <w:p>
+      <w:pPr>
+        <w:spacing w:before="120" w:after="40"/>
       </w:pPr>
       <w:r>
         <w:rPr>
           <w:rFonts w:ascii="Times New Roman" w:hAnsi="Times New Roman"/>
+          <w:sz w:val="26"/>
           <w:b/>
-          <w:i w:val="0"/>
-          <w:sz w:val="26"/>
-          <w:rFonts w:ascii="Times New Roman" w:hAnsi="Times New Roman" w:cs="Times New Roman"/>
-        </w:rPr>
-        <w:t>PHẦN I. TRẮC NGHIỆM KHÁCH QUAN (20 câu – 5,0 điểm)</w:t>
-      </w:r>
-    </w:p>
-    <w:p>
-      <w:pPr>
-        <w:spacing w:before="0" w:after="80" w:line="276" w:lineRule="auto"/>
-        <w:jc w:val="left"/>
-      </w:pPr>
+        </w:rPr>
+        <w:t xml:space="preserve">Câu 1. </w:t>
+      </w:r>
       <w:r>
         <w:rPr>
           <w:rFonts w:ascii="Times New Roman" w:hAnsi="Times New Roman"/>
-          <w:b w:val="0"/>
+          <w:sz w:val="26"/>
+        </w:rPr>
+        <w:t xml:space="preserve">Thiết bị nhập (Input) dùng để làm gì?</w:t>
+      </w:r>
+    </w:p>
+    <w:p>
+      <w:pPr>
+        <w:spacing w:before="20" w:after="40"/>
+        <w:ind w:left="360"/>
+      </w:pPr>
+      <w:r>
+        <w:rPr>
+          <w:rFonts w:ascii="Times New Roman" w:hAnsi="Times New Roman" w:cs="Times New Roman" w:eastAsia="Times New Roman"/>
+          <w:sz w:val="26"/>
+          <w:szCs w:val="26"/>
+        </w:rPr>
+        <w:t xml:space="preserve">A. In tài liệu ra giấy</w:t>
+      </w:r>
+    </w:p>
+    <w:p>
+      <w:pPr>
+        <w:spacing w:before="20" w:after="40"/>
+        <w:ind w:left="360"/>
+      </w:pPr>
+      <w:r>
+        <w:rPr>
+          <w:rFonts w:ascii="Times New Roman" w:hAnsi="Times New Roman" w:cs="Times New Roman" w:eastAsia="Times New Roman"/>
+          <w:sz w:val="26"/>
+          <w:szCs w:val="26"/>
+        </w:rPr>
+        <w:t xml:space="preserve">B. Phát ra âm thanh</w:t>
+      </w:r>
+    </w:p>
+    <w:p>
+      <w:pPr>
+        <w:spacing w:before="20" w:after="40"/>
+        <w:ind w:left="360"/>
+      </w:pPr>
+      <w:r>
+        <w:rPr>
+          <w:rFonts w:ascii="Times New Roman" w:hAnsi="Times New Roman" w:cs="Times New Roman" w:eastAsia="Times New Roman"/>
+          <w:sz w:val="26"/>
+          <w:szCs w:val="26"/>
+        </w:rPr>
+        <w:t xml:space="preserve">C. Hiển thị kết quả xử lí ra ngoài</w:t>
+      </w:r>
+    </w:p>
+    <w:p>
+      <w:pPr>
+        <w:spacing w:before="20" w:after="40"/>
+        <w:ind w:left="360"/>
+      </w:pPr>
+      <w:r>
+        <w:rPr>
+          <w:rFonts w:ascii="Times New Roman" w:hAnsi="Times New Roman" w:cs="Times New Roman" w:eastAsia="Times New Roman"/>
+          <w:sz w:val="26"/>
+          <w:szCs w:val="26"/>
+        </w:rPr>
+        <w:t xml:space="preserve">D. Đưa dữ liệu vào máy tính để xử lí</w:t>
+      </w:r>
+    </w:p>
+    <w:p>
+      <w:pPr>
+        <w:spacing w:before="120" w:after="40"/>
+      </w:pPr>
+      <w:r>
+        <w:rPr>
+          <w:rFonts w:ascii="Times New Roman" w:hAnsi="Times New Roman"/>
+          <w:sz w:val="26"/>
+          <w:b/>
+        </w:rPr>
+        <w:t xml:space="preserve">Câu 2. </w:t>
+      </w:r>
+      <w:r>
+        <w:rPr>
+          <w:rFonts w:ascii="Times New Roman" w:hAnsi="Times New Roman"/>
+          <w:sz w:val="26"/>
+        </w:rPr>
+        <w:t xml:space="preserve">Bàn phím thuộc loại thiết bị gì?</w:t>
+      </w:r>
+    </w:p>
+    <w:p>
+      <w:pPr>
+        <w:spacing w:before="20" w:after="40"/>
+        <w:ind w:left="360"/>
+      </w:pPr>
+      <w:r>
+        <w:rPr>
+          <w:rFonts w:ascii="Times New Roman" w:hAnsi="Times New Roman" w:cs="Times New Roman" w:eastAsia="Times New Roman"/>
+          <w:sz w:val="26"/>
+          <w:szCs w:val="26"/>
+        </w:rPr>
+        <w:t xml:space="preserve">A. Thiết bị nhập</w:t>
+      </w:r>
+    </w:p>
+    <w:p>
+      <w:pPr>
+        <w:spacing w:before="20" w:after="40"/>
+        <w:ind w:left="360"/>
+      </w:pPr>
+      <w:r>
+        <w:rPr>
+          <w:rFonts w:ascii="Times New Roman" w:hAnsi="Times New Roman" w:cs="Times New Roman" w:eastAsia="Times New Roman"/>
+          <w:sz w:val="26"/>
+          <w:szCs w:val="26"/>
+        </w:rPr>
+        <w:t xml:space="preserve">B. Thiết bị lưu trữ</w:t>
+      </w:r>
+    </w:p>
+    <w:p>
+      <w:pPr>
+        <w:spacing w:before="20" w:after="40"/>
+        <w:ind w:left="360"/>
+      </w:pPr>
+      <w:r>
+        <w:rPr>
+          <w:rFonts w:ascii="Times New Roman" w:hAnsi="Times New Roman" w:cs="Times New Roman" w:eastAsia="Times New Roman"/>
+          <w:sz w:val="26"/>
+          <w:szCs w:val="26"/>
+        </w:rPr>
+        <w:t xml:space="preserve">C. Thiết bị xuất</w:t>
+      </w:r>
+    </w:p>
+    <w:p>
+      <w:pPr>
+        <w:spacing w:before="20" w:after="40"/>
+        <w:ind w:left="360"/>
+      </w:pPr>
+      <w:r>
+        <w:rPr>
+          <w:rFonts w:ascii="Times New Roman" w:hAnsi="Times New Roman" w:cs="Times New Roman" w:eastAsia="Times New Roman"/>
+          <w:sz w:val="26"/>
+          <w:szCs w:val="26"/>
+        </w:rPr>
+        <w:t xml:space="preserve">D. Thiết bị xử lí</w:t>
+      </w:r>
+    </w:p>
+    <w:p>
+      <w:pPr>
+        <w:spacing w:before="120" w:after="40"/>
+      </w:pPr>
+      <w:r>
+        <w:rPr>
+          <w:rFonts w:ascii="Times New Roman" w:hAnsi="Times New Roman"/>
+          <w:sz w:val="26"/>
+          <w:b/>
+        </w:rPr>
+        <w:t xml:space="preserve">Câu 3. </w:t>
+      </w:r>
+      <w:r>
+        <w:rPr>
+          <w:rFonts w:ascii="Times New Roman" w:hAnsi="Times New Roman"/>
+          <w:sz w:val="26"/>
+        </w:rPr>
+        <w:t xml:space="preserve">Màn hình máy tính thuộc loại thiết bị gì?</w:t>
+      </w:r>
+    </w:p>
+    <w:p>
+      <w:pPr>
+        <w:spacing w:before="20" w:after="40"/>
+        <w:ind w:left="360"/>
+      </w:pPr>
+      <w:r>
+        <w:rPr>
+          <w:rFonts w:ascii="Times New Roman" w:hAnsi="Times New Roman" w:cs="Times New Roman" w:eastAsia="Times New Roman"/>
+          <w:sz w:val="26"/>
+          <w:szCs w:val="26"/>
+        </w:rPr>
+        <w:t xml:space="preserve">A. Thiết bị nhập</w:t>
+      </w:r>
+    </w:p>
+    <w:p>
+      <w:pPr>
+        <w:spacing w:before="20" w:after="40"/>
+        <w:ind w:left="360"/>
+      </w:pPr>
+      <w:r>
+        <w:rPr>
+          <w:rFonts w:ascii="Times New Roman" w:hAnsi="Times New Roman" w:cs="Times New Roman" w:eastAsia="Times New Roman"/>
+          <w:sz w:val="26"/>
+          <w:szCs w:val="26"/>
+        </w:rPr>
+        <w:t xml:space="preserve">B. Thiết bị xuất</w:t>
+      </w:r>
+    </w:p>
+    <w:p>
+      <w:pPr>
+        <w:spacing w:before="20" w:after="40"/>
+        <w:ind w:left="360"/>
+      </w:pPr>
+      <w:r>
+        <w:rPr>
+          <w:rFonts w:ascii="Times New Roman" w:hAnsi="Times New Roman" w:cs="Times New Roman" w:eastAsia="Times New Roman"/>
+          <w:sz w:val="26"/>
+          <w:szCs w:val="26"/>
+        </w:rPr>
+        <w:t xml:space="preserve">C. Thiết bị lưu trữ</w:t>
+      </w:r>
+    </w:p>
+    <w:p>
+      <w:pPr>
+        <w:spacing w:before="20" w:after="40"/>
+        <w:ind w:left="360"/>
+      </w:pPr>
+      <w:r>
+        <w:rPr>
+          <w:rFonts w:ascii="Times New Roman" w:hAnsi="Times New Roman" w:cs="Times New Roman" w:eastAsia="Times New Roman"/>
+          <w:sz w:val="26"/>
+          <w:szCs w:val="26"/>
+        </w:rPr>
+        <w:t xml:space="preserve">D. Thiết bị xử lí</w:t>
+      </w:r>
+    </w:p>
+    <w:p>
+      <w:pPr>
+        <w:spacing w:before="120" w:after="40"/>
+      </w:pPr>
+      <w:r>
+        <w:rPr>
+          <w:rFonts w:ascii="Times New Roman" w:hAnsi="Times New Roman"/>
+          <w:sz w:val="26"/>
+          <w:b/>
+        </w:rPr>
+        <w:t xml:space="preserve">Câu 4. </w:t>
+      </w:r>
+      <w:r>
+        <w:rPr>
+          <w:rFonts w:ascii="Times New Roman" w:hAnsi="Times New Roman"/>
+          <w:sz w:val="26"/>
+        </w:rPr>
+        <w:t xml:space="preserve">Thiết bị nào vừa là thiết bị nhập vừa là thiết bị xuất?</w:t>
+      </w:r>
+    </w:p>
+    <w:p>
+      <w:pPr>
+        <w:spacing w:before="20" w:after="40"/>
+        <w:ind w:left="360"/>
+      </w:pPr>
+      <w:r>
+        <w:rPr>
+          <w:rFonts w:ascii="Times New Roman" w:hAnsi="Times New Roman" w:cs="Times New Roman" w:eastAsia="Times New Roman"/>
+          <w:sz w:val="26"/>
+          <w:szCs w:val="26"/>
+        </w:rPr>
+        <w:t xml:space="preserve">A. Màn hình cảm ứng</w:t>
+      </w:r>
+    </w:p>
+    <w:p>
+      <w:pPr>
+        <w:spacing w:before="20" w:after="40"/>
+        <w:ind w:left="360"/>
+      </w:pPr>
+      <w:r>
+        <w:rPr>
+          <w:rFonts w:ascii="Times New Roman" w:hAnsi="Times New Roman" w:cs="Times New Roman" w:eastAsia="Times New Roman"/>
+          <w:sz w:val="26"/>
+          <w:szCs w:val="26"/>
+        </w:rPr>
+        <w:t xml:space="preserve">B. Loa</w:t>
+      </w:r>
+    </w:p>
+    <w:p>
+      <w:pPr>
+        <w:spacing w:before="20" w:after="40"/>
+        <w:ind w:left="360"/>
+      </w:pPr>
+      <w:r>
+        <w:rPr>
+          <w:rFonts w:ascii="Times New Roman" w:hAnsi="Times New Roman" w:cs="Times New Roman" w:eastAsia="Times New Roman"/>
+          <w:sz w:val="26"/>
+          <w:szCs w:val="26"/>
+        </w:rPr>
+        <w:t xml:space="preserve">C. Máy in</w:t>
+      </w:r>
+    </w:p>
+    <w:p>
+      <w:pPr>
+        <w:spacing w:before="20" w:after="40"/>
+        <w:ind w:left="360"/>
+      </w:pPr>
+      <w:r>
+        <w:rPr>
+          <w:rFonts w:ascii="Times New Roman" w:hAnsi="Times New Roman" w:cs="Times New Roman" w:eastAsia="Times New Roman"/>
+          <w:sz w:val="26"/>
+          <w:szCs w:val="26"/>
+        </w:rPr>
+        <w:t xml:space="preserve">D. Bàn phím</w:t>
+      </w:r>
+    </w:p>
+    <w:p>
+      <w:pPr>
+        <w:spacing w:before="120" w:after="40"/>
+      </w:pPr>
+      <w:r>
+        <w:rPr>
+          <w:rFonts w:ascii="Times New Roman" w:hAnsi="Times New Roman"/>
+          <w:sz w:val="26"/>
+          <w:b/>
+        </w:rPr>
+        <w:t xml:space="preserve">Câu 5. </w:t>
+      </w:r>
+      <w:r>
+        <w:rPr>
+          <w:rFonts w:ascii="Times New Roman" w:hAnsi="Times New Roman"/>
+          <w:sz w:val="26"/>
+        </w:rPr>
+        <w:t xml:space="preserve">Webcam thuộc loại thiết bị gì?</w:t>
+      </w:r>
+    </w:p>
+    <w:p>
+      <w:pPr>
+        <w:spacing w:before="20" w:after="40"/>
+        <w:ind w:left="360"/>
+      </w:pPr>
+      <w:r>
+        <w:rPr>
+          <w:rFonts w:ascii="Times New Roman" w:hAnsi="Times New Roman" w:cs="Times New Roman" w:eastAsia="Times New Roman"/>
+          <w:sz w:val="26"/>
+          <w:szCs w:val="26"/>
+        </w:rPr>
+        <w:t xml:space="preserve">A. Thiết bị xử lí</w:t>
+      </w:r>
+    </w:p>
+    <w:p>
+      <w:pPr>
+        <w:spacing w:before="20" w:after="40"/>
+        <w:ind w:left="360"/>
+      </w:pPr>
+      <w:r>
+        <w:rPr>
+          <w:rFonts w:ascii="Times New Roman" w:hAnsi="Times New Roman" w:cs="Times New Roman" w:eastAsia="Times New Roman"/>
+          <w:sz w:val="26"/>
+          <w:szCs w:val="26"/>
+        </w:rPr>
+        <w:t xml:space="preserve">B. Thiết bị lưu trữ</w:t>
+      </w:r>
+    </w:p>
+    <w:p>
+      <w:pPr>
+        <w:spacing w:before="20" w:after="40"/>
+        <w:ind w:left="360"/>
+      </w:pPr>
+      <w:r>
+        <w:rPr>
+          <w:rFonts w:ascii="Times New Roman" w:hAnsi="Times New Roman" w:cs="Times New Roman" w:eastAsia="Times New Roman"/>
+          <w:sz w:val="26"/>
+          <w:szCs w:val="26"/>
+        </w:rPr>
+        <w:t xml:space="preserve">C. Thiết bị xuất</w:t>
+      </w:r>
+    </w:p>
+    <w:p>
+      <w:pPr>
+        <w:spacing w:before="20" w:after="40"/>
+        <w:ind w:left="360"/>
+      </w:pPr>
+      <w:r>
+        <w:rPr>
+          <w:rFonts w:ascii="Times New Roman" w:hAnsi="Times New Roman" w:cs="Times New Roman" w:eastAsia="Times New Roman"/>
+          <w:sz w:val="26"/>
+          <w:szCs w:val="26"/>
+        </w:rPr>
+        <w:t xml:space="preserve">D. Thiết bị nhập</w:t>
+      </w:r>
+    </w:p>
+    <w:p>
+      <w:pPr>
+        <w:spacing w:before="120" w:after="40"/>
+      </w:pPr>
+      <w:r>
+        <w:rPr>
+          <w:rFonts w:ascii="Times New Roman" w:hAnsi="Times New Roman"/>
+          <w:sz w:val="26"/>
+          <w:b/>
+        </w:rPr>
+        <w:t xml:space="preserve">Câu 6. </w:t>
+      </w:r>
+      <w:r>
+        <w:rPr>
+          <w:rFonts w:ascii="Times New Roman" w:hAnsi="Times New Roman"/>
+          <w:sz w:val="26"/>
+        </w:rPr>
+        <w:t xml:space="preserve">Phần mềm hệ thống là gì?</w:t>
+      </w:r>
+    </w:p>
+    <w:p>
+      <w:pPr>
+        <w:spacing w:before="20" w:after="40"/>
+        <w:ind w:left="360"/>
+      </w:pPr>
+      <w:r>
+        <w:rPr>
+          <w:rFonts w:ascii="Times New Roman" w:hAnsi="Times New Roman" w:cs="Times New Roman" w:eastAsia="Times New Roman"/>
+          <w:sz w:val="26"/>
+          <w:szCs w:val="26"/>
+        </w:rPr>
+        <w:t xml:space="preserve">A. Là các trò chơi điện tử</w:t>
+      </w:r>
+    </w:p>
+    <w:p>
+      <w:pPr>
+        <w:spacing w:before="20" w:after="40"/>
+        <w:ind w:left="360"/>
+      </w:pPr>
+      <w:r>
+        <w:rPr>
+          <w:rFonts w:ascii="Times New Roman" w:hAnsi="Times New Roman" w:cs="Times New Roman" w:eastAsia="Times New Roman"/>
+          <w:sz w:val="26"/>
+          <w:szCs w:val="26"/>
+        </w:rPr>
+        <w:t xml:space="preserve">B. Là trình duyệt Google Chrome</w:t>
+      </w:r>
+    </w:p>
+    <w:p>
+      <w:pPr>
+        <w:spacing w:before="20" w:after="40"/>
+        <w:ind w:left="360"/>
+      </w:pPr>
+      <w:r>
+        <w:rPr>
+          <w:rFonts w:ascii="Times New Roman" w:hAnsi="Times New Roman" w:cs="Times New Roman" w:eastAsia="Times New Roman"/>
+          <w:sz w:val="26"/>
+          <w:szCs w:val="26"/>
+        </w:rPr>
+        <w:t xml:space="preserve">C. Là phần mềm quản lí và điều khiển phần cứng, gồm hệ điều hành và trình điều khiển</w:t>
+      </w:r>
+    </w:p>
+    <w:p>
+      <w:pPr>
+        <w:spacing w:before="20" w:after="40"/>
+        <w:ind w:left="360"/>
+      </w:pPr>
+      <w:r>
+        <w:rPr>
+          <w:rFonts w:ascii="Times New Roman" w:hAnsi="Times New Roman" w:cs="Times New Roman" w:eastAsia="Times New Roman"/>
+          <w:sz w:val="26"/>
+          <w:szCs w:val="26"/>
+        </w:rPr>
+        <w:t xml:space="preserve">D. Là phần mềm Microsoft Word</w:t>
+      </w:r>
+    </w:p>
+    <w:p>
+      <w:pPr>
+        <w:spacing w:before="120" w:after="40"/>
+      </w:pPr>
+      <w:r>
+        <w:rPr>
+          <w:rFonts w:ascii="Times New Roman" w:hAnsi="Times New Roman"/>
+          <w:sz w:val="26"/>
+          <w:b/>
+        </w:rPr>
+        <w:t xml:space="preserve">Câu 7. </w:t>
+      </w:r>
+      <w:r>
+        <w:rPr>
+          <w:rFonts w:ascii="Times New Roman" w:hAnsi="Times New Roman"/>
+          <w:sz w:val="26"/>
+        </w:rPr>
+        <w:t xml:space="preserve">Microsoft Windows thuộc loại phần mềm gì?</w:t>
+      </w:r>
+    </w:p>
+    <w:p>
+      <w:pPr>
+        <w:spacing w:before="20" w:after="40"/>
+        <w:ind w:left="360"/>
+      </w:pPr>
+      <w:r>
+        <w:rPr>
+          <w:rFonts w:ascii="Times New Roman" w:hAnsi="Times New Roman" w:cs="Times New Roman" w:eastAsia="Times New Roman"/>
+          <w:sz w:val="26"/>
+          <w:szCs w:val="26"/>
+        </w:rPr>
+        <w:t xml:space="preserve">A. Phần mềm tiện ích</w:t>
+      </w:r>
+    </w:p>
+    <w:p>
+      <w:pPr>
+        <w:spacing w:before="20" w:after="40"/>
+        <w:ind w:left="360"/>
+      </w:pPr>
+      <w:r>
+        <w:rPr>
+          <w:rFonts w:ascii="Times New Roman" w:hAnsi="Times New Roman" w:cs="Times New Roman" w:eastAsia="Times New Roman"/>
+          <w:sz w:val="26"/>
+          <w:szCs w:val="26"/>
+        </w:rPr>
+        <w:t xml:space="preserve">B. Phần mềm hệ thống (hệ điều hành)</w:t>
+      </w:r>
+    </w:p>
+    <w:p>
+      <w:pPr>
+        <w:spacing w:before="20" w:after="40"/>
+        <w:ind w:left="360"/>
+      </w:pPr>
+      <w:r>
+        <w:rPr>
+          <w:rFonts w:ascii="Times New Roman" w:hAnsi="Times New Roman" w:cs="Times New Roman" w:eastAsia="Times New Roman"/>
+          <w:sz w:val="26"/>
+          <w:szCs w:val="26"/>
+        </w:rPr>
+        <w:t xml:space="preserve">C. Trò chơi điện tử</w:t>
+      </w:r>
+    </w:p>
+    <w:p>
+      <w:pPr>
+        <w:spacing w:before="20" w:after="40"/>
+        <w:ind w:left="360"/>
+      </w:pPr>
+      <w:r>
+        <w:rPr>
+          <w:rFonts w:ascii="Times New Roman" w:hAnsi="Times New Roman" w:cs="Times New Roman" w:eastAsia="Times New Roman"/>
+          <w:sz w:val="26"/>
+          <w:szCs w:val="26"/>
+        </w:rPr>
+        <w:t xml:space="preserve">D. Phần mềm ứng dụng</w:t>
+      </w:r>
+    </w:p>
+    <w:p>
+      <w:pPr>
+        <w:spacing w:before="120" w:after="40"/>
+      </w:pPr>
+      <w:r>
+        <w:rPr>
+          <w:rFonts w:ascii="Times New Roman" w:hAnsi="Times New Roman"/>
+          <w:sz w:val="26"/>
+          <w:b/>
+        </w:rPr>
+        <w:t xml:space="preserve">Câu 8. </w:t>
+      </w:r>
+      <w:r>
+        <w:rPr>
+          <w:rFonts w:ascii="Times New Roman" w:hAnsi="Times New Roman"/>
+          <w:sz w:val="26"/>
+        </w:rPr>
+        <w:t xml:space="preserve">Microsoft Word thuộc loại phần mềm gì?</w:t>
+      </w:r>
+    </w:p>
+    <w:p>
+      <w:pPr>
+        <w:spacing w:before="20" w:after="40"/>
+        <w:ind w:left="360"/>
+      </w:pPr>
+      <w:r>
+        <w:rPr>
+          <w:rFonts w:ascii="Times New Roman" w:hAnsi="Times New Roman" w:cs="Times New Roman" w:eastAsia="Times New Roman"/>
+          <w:sz w:val="26"/>
+          <w:szCs w:val="26"/>
+        </w:rPr>
+        <w:t xml:space="preserve">A. Trình điều khiển thiết bị</w:t>
+      </w:r>
+    </w:p>
+    <w:p>
+      <w:pPr>
+        <w:spacing w:before="20" w:after="40"/>
+        <w:ind w:left="360"/>
+      </w:pPr>
+      <w:r>
+        <w:rPr>
+          <w:rFonts w:ascii="Times New Roman" w:hAnsi="Times New Roman" w:cs="Times New Roman" w:eastAsia="Times New Roman"/>
+          <w:sz w:val="26"/>
+          <w:szCs w:val="26"/>
+        </w:rPr>
+        <w:t xml:space="preserve">B. Phần mềm ứng dụng</w:t>
+      </w:r>
+    </w:p>
+    <w:p>
+      <w:pPr>
+        <w:spacing w:before="20" w:after="40"/>
+        <w:ind w:left="360"/>
+      </w:pPr>
+      <w:r>
+        <w:rPr>
+          <w:rFonts w:ascii="Times New Roman" w:hAnsi="Times New Roman" w:cs="Times New Roman" w:eastAsia="Times New Roman"/>
+          <w:sz w:val="26"/>
+          <w:szCs w:val="26"/>
+        </w:rPr>
+        <w:t xml:space="preserve">C. Phần mềm hệ thống</w:t>
+      </w:r>
+    </w:p>
+    <w:p>
+      <w:pPr>
+        <w:spacing w:before="20" w:after="40"/>
+        <w:ind w:left="360"/>
+      </w:pPr>
+      <w:r>
+        <w:rPr>
+          <w:rFonts w:ascii="Times New Roman" w:hAnsi="Times New Roman" w:cs="Times New Roman" w:eastAsia="Times New Roman"/>
+          <w:sz w:val="26"/>
+          <w:szCs w:val="26"/>
+        </w:rPr>
+        <w:t xml:space="preserve">D. Chương trình BIOS</w:t>
+      </w:r>
+    </w:p>
+    <w:p>
+      <w:pPr>
+        <w:spacing w:before="120" w:after="40"/>
+      </w:pPr>
+      <w:r>
+        <w:rPr>
+          <w:rFonts w:ascii="Times New Roman" w:hAnsi="Times New Roman"/>
+          <w:sz w:val="26"/>
+          <w:b/>
+        </w:rPr>
+        <w:t xml:space="preserve">Câu 9. </w:t>
+      </w:r>
+      <w:r>
+        <w:rPr>
+          <w:rFonts w:ascii="Times New Roman" w:hAnsi="Times New Roman"/>
+          <w:sz w:val="26"/>
+        </w:rPr>
+        <w:t xml:space="preserve">Hệ điều hành có vai trò gì trong máy tính?</w:t>
+      </w:r>
+    </w:p>
+    <w:p>
+      <w:pPr>
+        <w:spacing w:before="20" w:after="40"/>
+        <w:ind w:left="360"/>
+      </w:pPr>
+      <w:r>
+        <w:rPr>
+          <w:rFonts w:ascii="Times New Roman" w:hAnsi="Times New Roman" w:cs="Times New Roman" w:eastAsia="Times New Roman"/>
+          <w:sz w:val="26"/>
+          <w:szCs w:val="26"/>
+        </w:rPr>
+        <w:t xml:space="preserve">A. Chỉ dùng để chơi trò chơi điện tử</w:t>
+      </w:r>
+    </w:p>
+    <w:p>
+      <w:pPr>
+        <w:spacing w:before="20" w:after="40"/>
+        <w:ind w:left="360"/>
+      </w:pPr>
+      <w:r>
+        <w:rPr>
+          <w:rFonts w:ascii="Times New Roman" w:hAnsi="Times New Roman" w:cs="Times New Roman" w:eastAsia="Times New Roman"/>
+          <w:sz w:val="26"/>
+          <w:szCs w:val="26"/>
+        </w:rPr>
+        <w:t xml:space="preserve">B. Chỉ dùng để tạo bảng tính</w:t>
+      </w:r>
+    </w:p>
+    <w:p>
+      <w:pPr>
+        <w:spacing w:before="20" w:after="40"/>
+        <w:ind w:left="360"/>
+      </w:pPr>
+      <w:r>
+        <w:rPr>
+          <w:rFonts w:ascii="Times New Roman" w:hAnsi="Times New Roman" w:cs="Times New Roman" w:eastAsia="Times New Roman"/>
+          <w:sz w:val="26"/>
+          <w:szCs w:val="26"/>
+        </w:rPr>
+        <w:t xml:space="preserve">C. Quản lí phần cứng, phần mềm và cung cấp giao diện người dùng</w:t>
+      </w:r>
+    </w:p>
+    <w:p>
+      <w:pPr>
+        <w:spacing w:before="20" w:after="40"/>
+        <w:ind w:left="360"/>
+      </w:pPr>
+      <w:r>
+        <w:rPr>
+          <w:rFonts w:ascii="Times New Roman" w:hAnsi="Times New Roman" w:cs="Times New Roman" w:eastAsia="Times New Roman"/>
+          <w:sz w:val="26"/>
+          <w:szCs w:val="26"/>
+        </w:rPr>
+        <w:t xml:space="preserve">D. Chỉ dùng để soạn thảo văn bản</w:t>
+      </w:r>
+    </w:p>
+    <w:p>
+      <w:pPr>
+        <w:spacing w:before="120" w:after="40"/>
+      </w:pPr>
+      <w:r>
+        <w:rPr>
+          <w:rFonts w:ascii="Times New Roman" w:hAnsi="Times New Roman"/>
+          <w:sz w:val="26"/>
+          <w:b/>
+        </w:rPr>
+        <w:t xml:space="preserve">Câu 10. </w:t>
+      </w:r>
+      <w:r>
+        <w:rPr>
+          <w:rFonts w:ascii="Times New Roman" w:hAnsi="Times New Roman"/>
+          <w:sz w:val="26"/>
+        </w:rPr>
+        <w:t xml:space="preserve">Trình điều khiển (Driver) dùng để làm gì?</w:t>
+      </w:r>
+    </w:p>
+    <w:p>
+      <w:pPr>
+        <w:spacing w:before="20" w:after="40"/>
+        <w:ind w:left="360"/>
+      </w:pPr>
+      <w:r>
+        <w:rPr>
+          <w:rFonts w:ascii="Times New Roman" w:hAnsi="Times New Roman" w:cs="Times New Roman" w:eastAsia="Times New Roman"/>
+          <w:sz w:val="26"/>
+          <w:szCs w:val="26"/>
+        </w:rPr>
+        <w:t xml:space="preserve">A. Soạn thảo văn bản</w:t>
+      </w:r>
+    </w:p>
+    <w:p>
+      <w:pPr>
+        <w:spacing w:before="20" w:after="40"/>
+        <w:ind w:left="360"/>
+      </w:pPr>
+      <w:r>
+        <w:rPr>
+          <w:rFonts w:ascii="Times New Roman" w:hAnsi="Times New Roman" w:cs="Times New Roman" w:eastAsia="Times New Roman"/>
+          <w:sz w:val="26"/>
+          <w:szCs w:val="26"/>
+        </w:rPr>
+        <w:t xml:space="preserve">B. Giúp hệ điều hành giao tiếp với các thiết bị phần cứng</w:t>
+      </w:r>
+    </w:p>
+    <w:p>
+      <w:pPr>
+        <w:spacing w:before="20" w:after="40"/>
+        <w:ind w:left="360"/>
+      </w:pPr>
+      <w:r>
+        <w:rPr>
+          <w:rFonts w:ascii="Times New Roman" w:hAnsi="Times New Roman" w:cs="Times New Roman" w:eastAsia="Times New Roman"/>
+          <w:sz w:val="26"/>
+          <w:szCs w:val="26"/>
+        </w:rPr>
+        <w:t xml:space="preserve">C. Chơi trò chơi điện tử</w:t>
+      </w:r>
+    </w:p>
+    <w:p>
+      <w:pPr>
+        <w:spacing w:before="20" w:after="40"/>
+        <w:ind w:left="360"/>
+      </w:pPr>
+      <w:r>
+        <w:rPr>
+          <w:rFonts w:ascii="Times New Roman" w:hAnsi="Times New Roman" w:cs="Times New Roman" w:eastAsia="Times New Roman"/>
+          <w:sz w:val="26"/>
+          <w:szCs w:val="26"/>
+        </w:rPr>
+        <w:t xml:space="preserve">D. Duyệt web trên Internet</w:t>
+      </w:r>
+    </w:p>
+    <w:p>
+      <w:pPr>
+        <w:spacing w:before="120" w:after="40"/>
+      </w:pPr>
+      <w:r>
+        <w:rPr>
+          <w:rFonts w:ascii="Times New Roman" w:hAnsi="Times New Roman"/>
+          <w:sz w:val="26"/>
+          <w:b/>
+        </w:rPr>
+        <w:t xml:space="preserve">Câu 11. </w:t>
+      </w:r>
+      <w:r>
+        <w:rPr>
+          <w:rFonts w:ascii="Times New Roman" w:hAnsi="Times New Roman"/>
+          <w:sz w:val="26"/>
+        </w:rPr>
+        <w:t xml:space="preserve">Đường dẫn (Path) trong máy tính là gì?</w:t>
+      </w:r>
+    </w:p>
+    <w:p>
+      <w:pPr>
+        <w:spacing w:before="20" w:after="40"/>
+        <w:ind w:left="360"/>
+      </w:pPr>
+      <w:r>
+        <w:rPr>
+          <w:rFonts w:ascii="Times New Roman" w:hAnsi="Times New Roman" w:cs="Times New Roman" w:eastAsia="Times New Roman"/>
+          <w:sz w:val="26"/>
+          <w:szCs w:val="26"/>
+        </w:rPr>
+        <w:t xml:space="preserve">A. Địa chỉ xác định vị trí của tệp hoặc thư mục trong cây thư mục</w:t>
+      </w:r>
+    </w:p>
+    <w:p>
+      <w:pPr>
+        <w:spacing w:before="20" w:after="40"/>
+        <w:ind w:left="360"/>
+      </w:pPr>
+      <w:r>
+        <w:rPr>
+          <w:rFonts w:ascii="Times New Roman" w:hAnsi="Times New Roman" w:cs="Times New Roman" w:eastAsia="Times New Roman"/>
+          <w:sz w:val="26"/>
+          <w:szCs w:val="26"/>
+        </w:rPr>
+        <w:t xml:space="preserve">B. Tên của một phần mềm</w:t>
+      </w:r>
+    </w:p>
+    <w:p>
+      <w:pPr>
+        <w:spacing w:before="20" w:after="40"/>
+        <w:ind w:left="360"/>
+      </w:pPr>
+      <w:r>
+        <w:rPr>
+          <w:rFonts w:ascii="Times New Roman" w:hAnsi="Times New Roman" w:cs="Times New Roman" w:eastAsia="Times New Roman"/>
+          <w:sz w:val="26"/>
+          <w:szCs w:val="26"/>
+        </w:rPr>
+        <w:t xml:space="preserve">C. Đường đi trên bản đồ</w:t>
+      </w:r>
+    </w:p>
+    <w:p>
+      <w:pPr>
+        <w:spacing w:before="20" w:after="40"/>
+        <w:ind w:left="360"/>
+      </w:pPr>
+      <w:r>
+        <w:rPr>
+          <w:rFonts w:ascii="Times New Roman" w:hAnsi="Times New Roman" w:cs="Times New Roman" w:eastAsia="Times New Roman"/>
+          <w:sz w:val="26"/>
+          <w:szCs w:val="26"/>
+        </w:rPr>
+        <w:t xml:space="preserve">D. Tên của một tệp tin</w:t>
+      </w:r>
+    </w:p>
+    <w:p>
+      <w:pPr>
+        <w:spacing w:before="120" w:after="40"/>
+      </w:pPr>
+      <w:r>
+        <w:rPr>
+          <w:rFonts w:ascii="Times New Roman" w:hAnsi="Times New Roman"/>
+          <w:sz w:val="26"/>
+          <w:b/>
+        </w:rPr>
+        <w:t xml:space="preserve">Câu 12. </w:t>
+      </w:r>
+      <w:r>
+        <w:rPr>
+          <w:rFonts w:ascii="Times New Roman" w:hAnsi="Times New Roman"/>
+          <w:sz w:val="26"/>
+        </w:rPr>
+        <w:t xml:space="preserve">Tổ hợp phím Ctrl + C dùng để thực hiện thao tác gì?</w:t>
+      </w:r>
+    </w:p>
+    <w:p>
+      <w:pPr>
+        <w:spacing w:before="20" w:after="40"/>
+        <w:ind w:left="360"/>
+      </w:pPr>
+      <w:r>
+        <w:rPr>
+          <w:rFonts w:ascii="Times New Roman" w:hAnsi="Times New Roman" w:cs="Times New Roman" w:eastAsia="Times New Roman"/>
+          <w:sz w:val="26"/>
+          <w:szCs w:val="26"/>
+        </w:rPr>
+        <w:t xml:space="preserve">A. Dán dữ liệu</w:t>
+      </w:r>
+    </w:p>
+    <w:p>
+      <w:pPr>
+        <w:spacing w:before="20" w:after="40"/>
+        <w:ind w:left="360"/>
+      </w:pPr>
+      <w:r>
+        <w:rPr>
+          <w:rFonts w:ascii="Times New Roman" w:hAnsi="Times New Roman" w:cs="Times New Roman" w:eastAsia="Times New Roman"/>
+          <w:sz w:val="26"/>
+          <w:szCs w:val="26"/>
+        </w:rPr>
+        <w:t xml:space="preserve">B. Xóa dữ liệu</w:t>
+      </w:r>
+    </w:p>
+    <w:p>
+      <w:pPr>
+        <w:spacing w:before="20" w:after="40"/>
+        <w:ind w:left="360"/>
+      </w:pPr>
+      <w:r>
+        <w:rPr>
+          <w:rFonts w:ascii="Times New Roman" w:hAnsi="Times New Roman" w:cs="Times New Roman" w:eastAsia="Times New Roman"/>
+          <w:sz w:val="26"/>
+          <w:szCs w:val="26"/>
+        </w:rPr>
+        <w:t xml:space="preserve">C. Sao chép dữ liệu</w:t>
+      </w:r>
+    </w:p>
+    <w:p>
+      <w:pPr>
+        <w:spacing w:before="20" w:after="40"/>
+        <w:ind w:left="360"/>
+      </w:pPr>
+      <w:r>
+        <w:rPr>
+          <w:rFonts w:ascii="Times New Roman" w:hAnsi="Times New Roman" w:cs="Times New Roman" w:eastAsia="Times New Roman"/>
+          <w:sz w:val="26"/>
+          <w:szCs w:val="26"/>
+        </w:rPr>
+        <w:t xml:space="preserve">D. Cắt dữ liệu</w:t>
+      </w:r>
+    </w:p>
+    <w:p>
+      <w:pPr>
+        <w:spacing w:before="120" w:after="40"/>
+      </w:pPr>
+      <w:r>
+        <w:rPr>
+          <w:rFonts w:ascii="Times New Roman" w:hAnsi="Times New Roman"/>
+          <w:sz w:val="26"/>
+          <w:b/>
+        </w:rPr>
+        <w:t xml:space="preserve">Câu 13. </w:t>
+      </w:r>
+      <w:r>
+        <w:rPr>
+          <w:rFonts w:ascii="Times New Roman" w:hAnsi="Times New Roman"/>
+          <w:sz w:val="26"/>
+        </w:rPr>
+        <w:t xml:space="preserve">Tổ hợp phím Ctrl + V dùng để thực hiện thao tác gì?</w:t>
+      </w:r>
+    </w:p>
+    <w:p>
+      <w:pPr>
+        <w:spacing w:before="20" w:after="40"/>
+        <w:ind w:left="360"/>
+      </w:pPr>
+      <w:r>
+        <w:rPr>
+          <w:rFonts w:ascii="Times New Roman" w:hAnsi="Times New Roman" w:cs="Times New Roman" w:eastAsia="Times New Roman"/>
+          <w:sz w:val="26"/>
+          <w:szCs w:val="26"/>
+        </w:rPr>
+        <w:t xml:space="preserve">A. Dán dữ liệu</w:t>
+      </w:r>
+    </w:p>
+    <w:p>
+      <w:pPr>
+        <w:spacing w:before="20" w:after="40"/>
+        <w:ind w:left="360"/>
+      </w:pPr>
+      <w:r>
+        <w:rPr>
+          <w:rFonts w:ascii="Times New Roman" w:hAnsi="Times New Roman" w:cs="Times New Roman" w:eastAsia="Times New Roman"/>
+          <w:sz w:val="26"/>
+          <w:szCs w:val="26"/>
+        </w:rPr>
+        <w:t xml:space="preserve">B. Xóa dữ liệu</w:t>
+      </w:r>
+    </w:p>
+    <w:p>
+      <w:pPr>
+        <w:spacing w:before="20" w:after="40"/>
+        <w:ind w:left="360"/>
+      </w:pPr>
+      <w:r>
+        <w:rPr>
+          <w:rFonts w:ascii="Times New Roman" w:hAnsi="Times New Roman" w:cs="Times New Roman" w:eastAsia="Times New Roman"/>
+          <w:sz w:val="26"/>
+          <w:szCs w:val="26"/>
+        </w:rPr>
+        <w:t xml:space="preserve">C. Cắt dữ liệu</w:t>
+      </w:r>
+    </w:p>
+    <w:p>
+      <w:pPr>
+        <w:spacing w:before="20" w:after="40"/>
+        <w:ind w:left="360"/>
+      </w:pPr>
+      <w:r>
+        <w:rPr>
+          <w:rFonts w:ascii="Times New Roman" w:hAnsi="Times New Roman" w:cs="Times New Roman" w:eastAsia="Times New Roman"/>
+          <w:sz w:val="26"/>
+          <w:szCs w:val="26"/>
+        </w:rPr>
+        <w:t xml:space="preserve">D. Sao chép dữ liệu</w:t>
+      </w:r>
+    </w:p>
+    <w:p>
+      <w:pPr>
+        <w:spacing w:before="120" w:after="40"/>
+      </w:pPr>
+      <w:r>
+        <w:rPr>
+          <w:rFonts w:ascii="Times New Roman" w:hAnsi="Times New Roman"/>
+          <w:sz w:val="26"/>
+          <w:b/>
+        </w:rPr>
+        <w:t xml:space="preserve">Câu 14. </w:t>
+      </w:r>
+      <w:r>
+        <w:rPr>
+          <w:rFonts w:ascii="Times New Roman" w:hAnsi="Times New Roman"/>
+          <w:sz w:val="26"/>
+        </w:rPr>
+        <w:t xml:space="preserve">Phần mềm File Explorer dùng để làm gì?</w:t>
+      </w:r>
+    </w:p>
+    <w:p>
+      <w:pPr>
+        <w:spacing w:before="20" w:after="40"/>
+        <w:ind w:left="360"/>
+      </w:pPr>
+      <w:r>
+        <w:rPr>
+          <w:rFonts w:ascii="Times New Roman" w:hAnsi="Times New Roman" w:cs="Times New Roman" w:eastAsia="Times New Roman"/>
+          <w:sz w:val="26"/>
+          <w:szCs w:val="26"/>
+        </w:rPr>
+        <w:t xml:space="preserve">A. Soạn thảo văn bản</w:t>
+      </w:r>
+    </w:p>
+    <w:p>
+      <w:pPr>
+        <w:spacing w:before="20" w:after="40"/>
+        <w:ind w:left="360"/>
+      </w:pPr>
+      <w:r>
+        <w:rPr>
+          <w:rFonts w:ascii="Times New Roman" w:hAnsi="Times New Roman" w:cs="Times New Roman" w:eastAsia="Times New Roman"/>
+          <w:sz w:val="26"/>
+          <w:szCs w:val="26"/>
+        </w:rPr>
+        <w:t xml:space="preserve">B. Duyệt web trên Internet</w:t>
+      </w:r>
+    </w:p>
+    <w:p>
+      <w:pPr>
+        <w:spacing w:before="20" w:after="40"/>
+        <w:ind w:left="360"/>
+      </w:pPr>
+      <w:r>
+        <w:rPr>
+          <w:rFonts w:ascii="Times New Roman" w:hAnsi="Times New Roman" w:cs="Times New Roman" w:eastAsia="Times New Roman"/>
+          <w:sz w:val="26"/>
+          <w:szCs w:val="26"/>
+        </w:rPr>
+        <w:t xml:space="preserve">C. Quản lí tệp và thư mục trên máy tính</w:t>
+      </w:r>
+    </w:p>
+    <w:p>
+      <w:pPr>
+        <w:spacing w:before="20" w:after="40"/>
+        <w:ind w:left="360"/>
+      </w:pPr>
+      <w:r>
+        <w:rPr>
+          <w:rFonts w:ascii="Times New Roman" w:hAnsi="Times New Roman" w:cs="Times New Roman" w:eastAsia="Times New Roman"/>
+          <w:sz w:val="26"/>
+          <w:szCs w:val="26"/>
+        </w:rPr>
+        <w:t xml:space="preserve">D. Chơi trò chơi điện tử</w:t>
+      </w:r>
+    </w:p>
+    <w:p>
+      <w:pPr>
+        <w:spacing w:before="120" w:after="40"/>
+      </w:pPr>
+      <w:r>
+        <w:rPr>
+          <w:rFonts w:ascii="Times New Roman" w:hAnsi="Times New Roman"/>
+          <w:sz w:val="26"/>
+          <w:b/>
+        </w:rPr>
+        <w:t xml:space="preserve">Câu 15. </w:t>
+      </w:r>
+      <w:r>
+        <w:rPr>
+          <w:rFonts w:ascii="Times New Roman" w:hAnsi="Times New Roman"/>
+          <w:sz w:val="26"/>
+        </w:rPr>
+        <w:t xml:space="preserve">Tệp có đuôi mở rộng .xlsx là loại tệp gì?</w:t>
+      </w:r>
+    </w:p>
+    <w:p>
+      <w:pPr>
+        <w:spacing w:before="20" w:after="40"/>
+        <w:ind w:left="360"/>
+      </w:pPr>
+      <w:r>
+        <w:rPr>
+          <w:rFonts w:ascii="Times New Roman" w:hAnsi="Times New Roman" w:cs="Times New Roman" w:eastAsia="Times New Roman"/>
+          <w:sz w:val="26"/>
+          <w:szCs w:val="26"/>
+        </w:rPr>
+        <w:t xml:space="preserve">A. Tệp hình ảnh</w:t>
+      </w:r>
+    </w:p>
+    <w:p>
+      <w:pPr>
+        <w:spacing w:before="20" w:after="40"/>
+        <w:ind w:left="360"/>
+      </w:pPr>
+      <w:r>
+        <w:rPr>
+          <w:rFonts w:ascii="Times New Roman" w:hAnsi="Times New Roman" w:cs="Times New Roman" w:eastAsia="Times New Roman"/>
+          <w:sz w:val="26"/>
+          <w:szCs w:val="26"/>
+        </w:rPr>
+        <w:t xml:space="preserve">B. Tệp văn bản Word</w:t>
+      </w:r>
+    </w:p>
+    <w:p>
+      <w:pPr>
+        <w:spacing w:before="20" w:after="40"/>
+        <w:ind w:left="360"/>
+      </w:pPr>
+      <w:r>
+        <w:rPr>
+          <w:rFonts w:ascii="Times New Roman" w:hAnsi="Times New Roman" w:cs="Times New Roman" w:eastAsia="Times New Roman"/>
+          <w:sz w:val="26"/>
+          <w:szCs w:val="26"/>
+        </w:rPr>
+        <w:t xml:space="preserve">C. Tệp video</w:t>
+      </w:r>
+    </w:p>
+    <w:p>
+      <w:pPr>
+        <w:spacing w:before="20" w:after="40"/>
+        <w:ind w:left="360"/>
+      </w:pPr>
+      <w:r>
+        <w:rPr>
+          <w:rFonts w:ascii="Times New Roman" w:hAnsi="Times New Roman" w:cs="Times New Roman" w:eastAsia="Times New Roman"/>
+          <w:sz w:val="26"/>
+          <w:szCs w:val="26"/>
+        </w:rPr>
+        <w:t xml:space="preserve">D. Tệp bảng tính Excel</w:t>
+      </w:r>
+    </w:p>
+    <w:p>
+      <w:pPr>
+        <w:spacing w:before="120" w:after="40"/>
+      </w:pPr>
+      <w:r>
+        <w:rPr>
+          <w:rFonts w:ascii="Times New Roman" w:hAnsi="Times New Roman"/>
+          <w:sz w:val="26"/>
+          <w:b/>
+        </w:rPr>
+        <w:t xml:space="preserve">Câu 16. </w:t>
+      </w:r>
+      <w:r>
+        <w:rPr>
+          <w:rFonts w:ascii="Times New Roman" w:hAnsi="Times New Roman"/>
+          <w:sz w:val="26"/>
+        </w:rPr>
+        <w:t xml:space="preserve">Kể tên các mạng xã hội phổ biến hiện nay?</w:t>
+      </w:r>
+    </w:p>
+    <w:p>
+      <w:pPr>
+        <w:spacing w:before="20" w:after="40"/>
+        <w:ind w:left="360"/>
+      </w:pPr>
+      <w:r>
+        <w:rPr>
+          <w:rFonts w:ascii="Times New Roman" w:hAnsi="Times New Roman" w:cs="Times New Roman" w:eastAsia="Times New Roman"/>
+          <w:sz w:val="26"/>
+          <w:szCs w:val="26"/>
+        </w:rPr>
+        <w:t xml:space="preserve">A. Paint, Notepad</w:t>
+      </w:r>
+    </w:p>
+    <w:p>
+      <w:pPr>
+        <w:spacing w:before="20" w:after="40"/>
+        <w:ind w:left="360"/>
+      </w:pPr>
+      <w:r>
+        <w:rPr>
+          <w:rFonts w:ascii="Times New Roman" w:hAnsi="Times New Roman" w:cs="Times New Roman" w:eastAsia="Times New Roman"/>
+          <w:sz w:val="26"/>
+          <w:szCs w:val="26"/>
+        </w:rPr>
+        <w:t xml:space="preserve">B. Microsoft Word, Excel</w:t>
+      </w:r>
+    </w:p>
+    <w:p>
+      <w:pPr>
+        <w:spacing w:before="20" w:after="40"/>
+        <w:ind w:left="360"/>
+      </w:pPr>
+      <w:r>
+        <w:rPr>
+          <w:rFonts w:ascii="Times New Roman" w:hAnsi="Times New Roman" w:cs="Times New Roman" w:eastAsia="Times New Roman"/>
+          <w:sz w:val="26"/>
+          <w:szCs w:val="26"/>
+        </w:rPr>
+        <w:t xml:space="preserve">C. Microsoft Excel, PowerPoint</w:t>
+      </w:r>
+    </w:p>
+    <w:p>
+      <w:pPr>
+        <w:spacing w:before="20" w:after="40"/>
+        <w:ind w:left="360"/>
+      </w:pPr>
+      <w:r>
+        <w:rPr>
+          <w:rFonts w:ascii="Times New Roman" w:hAnsi="Times New Roman" w:cs="Times New Roman" w:eastAsia="Times New Roman"/>
+          <w:sz w:val="26"/>
+          <w:szCs w:val="26"/>
+        </w:rPr>
+        <w:t xml:space="preserve">D. Facebook, Zalo, TikTok</w:t>
+      </w:r>
+    </w:p>
+    <w:p>
+      <w:pPr>
+        <w:spacing w:before="120" w:after="40"/>
+      </w:pPr>
+      <w:r>
+        <w:rPr>
+          <w:rFonts w:ascii="Times New Roman" w:hAnsi="Times New Roman"/>
+          <w:sz w:val="26"/>
+          <w:b/>
+        </w:rPr>
+        <w:t xml:space="preserve">Câu 17. </w:t>
+      </w:r>
+      <w:r>
+        <w:rPr>
+          <w:rFonts w:ascii="Times New Roman" w:hAnsi="Times New Roman"/>
+          <w:sz w:val="26"/>
+        </w:rPr>
+        <w:t xml:space="preserve">Ưu điểm của mạng xã hội là gì?</w:t>
+      </w:r>
+    </w:p>
+    <w:p>
+      <w:pPr>
+        <w:spacing w:before="20" w:after="40"/>
+        <w:ind w:left="360"/>
+      </w:pPr>
+      <w:r>
+        <w:rPr>
+          <w:rFonts w:ascii="Times New Roman" w:hAnsi="Times New Roman" w:cs="Times New Roman" w:eastAsia="Times New Roman"/>
+          <w:sz w:val="26"/>
+          <w:szCs w:val="26"/>
+        </w:rPr>
+        <w:t xml:space="preserve">A. Giúp kết nối bạn bè, chia sẻ thông tin và học tập nhanh chóng</w:t>
+      </w:r>
+    </w:p>
+    <w:p>
+      <w:pPr>
+        <w:spacing w:before="20" w:after="40"/>
+        <w:ind w:left="360"/>
+      </w:pPr>
+      <w:r>
+        <w:rPr>
+          <w:rFonts w:ascii="Times New Roman" w:hAnsi="Times New Roman" w:cs="Times New Roman" w:eastAsia="Times New Roman"/>
+          <w:sz w:val="26"/>
+          <w:szCs w:val="26"/>
+        </w:rPr>
+        <w:t xml:space="preserve">B. Gây nghiện cho người sử dụng</w:t>
+      </w:r>
+    </w:p>
+    <w:p>
+      <w:pPr>
+        <w:spacing w:before="20" w:after="40"/>
+        <w:ind w:left="360"/>
+      </w:pPr>
+      <w:r>
+        <w:rPr>
+          <w:rFonts w:ascii="Times New Roman" w:hAnsi="Times New Roman" w:cs="Times New Roman" w:eastAsia="Times New Roman"/>
+          <w:sz w:val="26"/>
+          <w:szCs w:val="26"/>
+        </w:rPr>
+        <w:t xml:space="preserve">C. Làm mất thời gian học tập</w:t>
+      </w:r>
+    </w:p>
+    <w:p>
+      <w:pPr>
+        <w:spacing w:before="20" w:after="40"/>
+        <w:ind w:left="360"/>
+      </w:pPr>
+      <w:r>
+        <w:rPr>
+          <w:rFonts w:ascii="Times New Roman" w:hAnsi="Times New Roman" w:cs="Times New Roman" w:eastAsia="Times New Roman"/>
+          <w:sz w:val="26"/>
+          <w:szCs w:val="26"/>
+        </w:rPr>
+        <w:t xml:space="preserve">D. Làm lộ thông tin cá nhân</w:t>
+      </w:r>
+    </w:p>
+    <w:p>
+      <w:pPr>
+        <w:spacing w:before="120" w:after="40"/>
+      </w:pPr>
+      <w:r>
+        <w:rPr>
+          <w:rFonts w:ascii="Times New Roman" w:hAnsi="Times New Roman"/>
+          <w:sz w:val="26"/>
+          <w:b/>
+        </w:rPr>
+        <w:t xml:space="preserve">Câu 18. </w:t>
+      </w:r>
+      <w:r>
+        <w:rPr>
+          <w:rFonts w:ascii="Times New Roman" w:hAnsi="Times New Roman"/>
+          <w:sz w:val="26"/>
+        </w:rPr>
+        <w:t xml:space="preserve">Em KHÔNG nên làm gì trên mạng xã hội?</w:t>
+      </w:r>
+    </w:p>
+    <w:p>
+      <w:pPr>
+        <w:spacing w:before="20" w:after="40"/>
+        <w:ind w:left="360"/>
+      </w:pPr>
+      <w:r>
+        <w:rPr>
+          <w:rFonts w:ascii="Times New Roman" w:hAnsi="Times New Roman" w:cs="Times New Roman" w:eastAsia="Times New Roman"/>
+          <w:sz w:val="26"/>
+          <w:szCs w:val="26"/>
+        </w:rPr>
+        <w:t xml:space="preserve">A. Kết bạn với người quen biết</w:t>
+      </w:r>
+    </w:p>
+    <w:p>
+      <w:pPr>
+        <w:spacing w:before="20" w:after="40"/>
+        <w:ind w:left="360"/>
+      </w:pPr>
+      <w:r>
+        <w:rPr>
+          <w:rFonts w:ascii="Times New Roman" w:hAnsi="Times New Roman" w:cs="Times New Roman" w:eastAsia="Times New Roman"/>
+          <w:sz w:val="26"/>
+          <w:szCs w:val="26"/>
+        </w:rPr>
+        <w:t xml:space="preserve">B. Hỏi bài thầy cô giáo</w:t>
+      </w:r>
+    </w:p>
+    <w:p>
+      <w:pPr>
+        <w:spacing w:before="20" w:after="40"/>
+        <w:ind w:left="360"/>
+      </w:pPr>
+      <w:r>
+        <w:rPr>
+          <w:rFonts w:ascii="Times New Roman" w:hAnsi="Times New Roman" w:cs="Times New Roman" w:eastAsia="Times New Roman"/>
+          <w:sz w:val="26"/>
+          <w:szCs w:val="26"/>
+        </w:rPr>
+        <w:t xml:space="preserve">C. Đăng ảnh cá nhân, số điện thoại và địa chỉ nhà lên mạng</w:t>
+      </w:r>
+    </w:p>
+    <w:p>
+      <w:pPr>
+        <w:spacing w:before="20" w:after="40"/>
+        <w:ind w:left="360"/>
+      </w:pPr>
+      <w:r>
+        <w:rPr>
+          <w:rFonts w:ascii="Times New Roman" w:hAnsi="Times New Roman" w:cs="Times New Roman" w:eastAsia="Times New Roman"/>
+          <w:sz w:val="26"/>
+          <w:szCs w:val="26"/>
+        </w:rPr>
+        <w:t xml:space="preserve">D. Chia sẻ bài học hay cho bạn bè</w:t>
+      </w:r>
+    </w:p>
+    <w:p>
+      <w:pPr>
+        <w:spacing w:before="120" w:after="40"/>
+      </w:pPr>
+      <w:r>
+        <w:rPr>
+          <w:rFonts w:ascii="Times New Roman" w:hAnsi="Times New Roman"/>
+          <w:sz w:val="26"/>
+          <w:b/>
+        </w:rPr>
+        <w:t xml:space="preserve">Câu 19. </w:t>
+      </w:r>
+      <w:r>
+        <w:rPr>
+          <w:rFonts w:ascii="Times New Roman" w:hAnsi="Times New Roman"/>
+          <w:sz w:val="26"/>
+        </w:rPr>
+        <w:t xml:space="preserve">Khi bị bắt nạt trên mạng, em nên làm gì?</w:t>
+      </w:r>
+    </w:p>
+    <w:p>
+      <w:pPr>
+        <w:spacing w:before="20" w:after="40"/>
+        <w:ind w:left="360"/>
+      </w:pPr>
+      <w:r>
+        <w:rPr>
+          <w:rFonts w:ascii="Times New Roman" w:hAnsi="Times New Roman" w:cs="Times New Roman" w:eastAsia="Times New Roman"/>
+          <w:sz w:val="26"/>
+          <w:szCs w:val="26"/>
+        </w:rPr>
+        <w:t xml:space="preserve">A. Bắt nạt lại người đó</w:t>
+      </w:r>
+    </w:p>
+    <w:p>
+      <w:pPr>
+        <w:spacing w:before="20" w:after="40"/>
+        <w:ind w:left="360"/>
+      </w:pPr>
+      <w:r>
+        <w:rPr>
+          <w:rFonts w:ascii="Times New Roman" w:hAnsi="Times New Roman" w:cs="Times New Roman" w:eastAsia="Times New Roman"/>
+          <w:sz w:val="26"/>
+          <w:szCs w:val="26"/>
+        </w:rPr>
+        <w:t xml:space="preserve">B. Báo ngay cho thầy cô, phụ huynh và chặn tài khoản người bắt nạt</w:t>
+      </w:r>
+    </w:p>
+    <w:p>
+      <w:pPr>
+        <w:spacing w:before="20" w:after="40"/>
+        <w:ind w:left="360"/>
+      </w:pPr>
+      <w:r>
+        <w:rPr>
+          <w:rFonts w:ascii="Times New Roman" w:hAnsi="Times New Roman" w:cs="Times New Roman" w:eastAsia="Times New Roman"/>
+          <w:sz w:val="26"/>
+          <w:szCs w:val="26"/>
+        </w:rPr>
+        <w:t xml:space="preserve">C. Xóa tài khoản mạng xã hội của mình</w:t>
+      </w:r>
+    </w:p>
+    <w:p>
+      <w:pPr>
+        <w:spacing w:before="20" w:after="40"/>
+        <w:ind w:left="360"/>
+      </w:pPr>
+      <w:r>
+        <w:rPr>
+          <w:rFonts w:ascii="Times New Roman" w:hAnsi="Times New Roman" w:cs="Times New Roman" w:eastAsia="Times New Roman"/>
+          <w:sz w:val="26"/>
+          <w:szCs w:val="26"/>
+        </w:rPr>
+        <w:t xml:space="preserve">D. Im lặng chịu đựng</w:t>
+      </w:r>
+    </w:p>
+    <w:p>
+      <w:pPr>
+        <w:spacing w:before="120" w:after="40"/>
+      </w:pPr>
+      <w:r>
+        <w:rPr>
+          <w:rFonts w:ascii="Times New Roman" w:hAnsi="Times New Roman"/>
+          <w:sz w:val="26"/>
+          <w:b/>
+        </w:rPr>
+        <w:t xml:space="preserve">Câu 20. </w:t>
+      </w:r>
+      <w:r>
+        <w:rPr>
+          <w:rFonts w:ascii="Times New Roman" w:hAnsi="Times New Roman"/>
+          <w:sz w:val="26"/>
+        </w:rPr>
+        <w:t xml:space="preserve">Để bảo vệ tài khoản mạng xã hội, em nên làm gì?</w:t>
+      </w:r>
+    </w:p>
+    <w:p>
+      <w:pPr>
+        <w:spacing w:before="20" w:after="40"/>
+        <w:ind w:left="360"/>
+      </w:pPr>
+      <w:r>
+        <w:rPr>
+          <w:rFonts w:ascii="Times New Roman" w:hAnsi="Times New Roman" w:cs="Times New Roman" w:eastAsia="Times New Roman"/>
+          <w:sz w:val="26"/>
+          <w:szCs w:val="26"/>
+        </w:rPr>
+        <w:t xml:space="preserve">A. Dùng chung tài khoản với bạn bè</w:t>
+      </w:r>
+    </w:p>
+    <w:p>
+      <w:pPr>
+        <w:spacing w:before="20" w:after="40"/>
+        <w:ind w:left="360"/>
+      </w:pPr>
+      <w:r>
+        <w:rPr>
+          <w:rFonts w:ascii="Times New Roman" w:hAnsi="Times New Roman" w:cs="Times New Roman" w:eastAsia="Times New Roman"/>
+          <w:sz w:val="26"/>
+          <w:szCs w:val="26"/>
+        </w:rPr>
+        <w:t xml:space="preserve">B. Đăng mật khẩu lên Facebook để không bị quên</w:t>
+      </w:r>
+    </w:p>
+    <w:p>
+      <w:pPr>
+        <w:spacing w:before="20" w:after="40"/>
+        <w:ind w:left="360"/>
+      </w:pPr>
+      <w:r>
+        <w:rPr>
+          <w:rFonts w:ascii="Times New Roman" w:hAnsi="Times New Roman" w:cs="Times New Roman" w:eastAsia="Times New Roman"/>
+          <w:sz w:val="26"/>
+          <w:szCs w:val="26"/>
+        </w:rPr>
+        <w:t xml:space="preserve">C. Đặt mật khẩu đơn giản dễ nhớ như 123456</w:t>
+      </w:r>
+    </w:p>
+    <w:p>
+      <w:pPr>
+        <w:spacing w:before="20" w:after="40"/>
+        <w:ind w:left="360"/>
+      </w:pPr>
+      <w:r>
+        <w:rPr>
+          <w:rFonts w:ascii="Times New Roman" w:hAnsi="Times New Roman" w:cs="Times New Roman" w:eastAsia="Times New Roman"/>
+          <w:sz w:val="26"/>
+          <w:szCs w:val="26"/>
+        </w:rPr>
+        <w:t xml:space="preserve">D. Đặt mật khẩu mạnh và bật xác thực 2 bước</w:t>
+      </w:r>
+    </w:p>
+    <w:p>
+      <w:pPr>
+        <w:spacing w:after="120"/>
+      </w:pPr>
+    </w:p>
+    <w:p>
+      <w:pPr>
+        <w:spacing w:before="160" w:after="80"/>
+      </w:pPr>
+      <w:r>
+        <w:rPr>
+          <w:rFonts w:ascii="Times New Roman" w:hAnsi="Times New Roman" w:cs="Times New Roman" w:eastAsia="Times New Roman"/>
+          <w:sz w:val="26"/>
+          <w:szCs w:val="26"/>
+          <w:b/>
+          <w:bCs/>
+        </w:rPr>
+        <w:t xml:space="preserve">PHẦN II. THỰC HÀNH VÀ BÀI TẬP (2 câu – 5,0 điểm)</w:t>
+      </w:r>
+    </w:p>
+    <w:p>
+      <w:pPr>
+        <w:spacing w:before="100" w:after="40"/>
+      </w:pPr>
+      <w:r>
+        <w:rPr>
+          <w:rFonts w:ascii="Times New Roman" w:hAnsi="Times New Roman" w:cs="Times New Roman" w:eastAsia="Times New Roman"/>
+          <w:sz w:val="26"/>
+          <w:szCs w:val="26"/>
+          <w:b/>
+          <w:bCs/>
+        </w:rPr>
+        <w:t xml:space="preserve">Câu 1 (2,0 điểm) – Thực hành trên máy tính: Quản lí tệp và thư mục:</w:t>
+      </w:r>
+    </w:p>
+    <w:p>
+      <w:pPr>
+        <w:spacing w:before="20" w:after="40"/>
+        <w:ind w:left="360"/>
+      </w:pPr>
+      <w:r>
+        <w:rPr>
+          <w:rFonts w:ascii="Times New Roman" w:hAnsi="Times New Roman" w:cs="Times New Roman" w:eastAsia="Times New Roman"/>
+          <w:sz w:val="26"/>
+          <w:szCs w:val="26"/>
+        </w:rPr>
+        <w:t xml:space="preserve">Em hãy thực hiện các thao tác sau trên máy tính:</w:t>
+      </w:r>
+    </w:p>
+    <w:p>
+      <w:pPr>
+        <w:spacing w:before="20" w:after="40"/>
+        <w:ind w:left="360"/>
+      </w:pPr>
+      <w:r>
+        <w:rPr>
+          <w:rFonts w:ascii="Times New Roman" w:hAnsi="Times New Roman" w:cs="Times New Roman" w:eastAsia="Times New Roman"/>
+          <w:sz w:val="26"/>
+          <w:szCs w:val="26"/>
+        </w:rPr>
+        <w:t xml:space="preserve">a) Mở File Explorer, tạo thư mục 'BAI_KIEM_TRA' trên Desktop. (0,5 điểm)</w:t>
+      </w:r>
+    </w:p>
+    <w:p>
+      <w:pPr>
+        <w:spacing w:before="20" w:after="40"/>
+        <w:ind w:left="360"/>
+      </w:pPr>
+      <w:r>
+        <w:rPr>
+          <w:rFonts w:ascii="Times New Roman" w:hAnsi="Times New Roman" w:cs="Times New Roman" w:eastAsia="Times New Roman"/>
+          <w:sz w:val="26"/>
+          <w:szCs w:val="26"/>
+        </w:rPr>
+        <w:t xml:space="preserve">b) Trong thư mục 'BAI_KIEM_TRA', tạo 2 thư mục con: 'LY_THUYET' và 'THUC_HANH'. (0,5 điểm)</w:t>
+      </w:r>
+    </w:p>
+    <w:p>
+      <w:pPr>
+        <w:spacing w:before="20" w:after="40"/>
+        <w:ind w:left="360"/>
+      </w:pPr>
+      <w:r>
+        <w:rPr>
+          <w:rFonts w:ascii="Times New Roman" w:hAnsi="Times New Roman" w:cs="Times New Roman" w:eastAsia="Times New Roman"/>
+          <w:sz w:val="26"/>
+          <w:szCs w:val="26"/>
+        </w:rPr>
+        <w:t xml:space="preserve">c) Tạo 1 tệp văn bản Word đặt tên là 'TraLoi.docx' bên trong thư mục 'LY_THUYET'. (0,5 điểm)</w:t>
+      </w:r>
+    </w:p>
+    <w:p>
+      <w:pPr>
+        <w:spacing w:before="20" w:after="40"/>
+        <w:ind w:left="360"/>
+      </w:pPr>
+      <w:r>
+        <w:rPr>
+          <w:rFonts w:ascii="Times New Roman" w:hAnsi="Times New Roman" w:cs="Times New Roman" w:eastAsia="Times New Roman"/>
+          <w:sz w:val="26"/>
+          <w:szCs w:val="26"/>
+        </w:rPr>
+        <w:t xml:space="preserve">d) Sử dụng phím tắt (Ctrl+C, Ctrl+V) để sao chép tệp 'TraLoi.docx' sang thư mục 'THUC_HANH'. (0,5 điểm)</w:t>
+      </w:r>
+    </w:p>
+    <w:p>
+      <w:pPr>
+        <w:spacing w:before="100" w:after="40"/>
+      </w:pPr>
+      <w:r>
+        <w:rPr>
+          <w:rFonts w:ascii="Times New Roman" w:hAnsi="Times New Roman" w:cs="Times New Roman" w:eastAsia="Times New Roman"/>
+          <w:sz w:val="26"/>
+          <w:szCs w:val="26"/>
+          <w:b/>
+          <w:bCs/>
+        </w:rPr>
+        <w:t xml:space="preserve">Câu 2 (3,0 điểm) – Trả lời viết ra trên giấy và thực hành soạn thảo trên máy tính:</w:t>
+      </w:r>
+    </w:p>
+    <w:p>
+      <w:pPr>
+        <w:spacing w:before="20" w:after="40"/>
+        <w:ind w:left="360"/>
+      </w:pPr>
+      <w:r>
+        <w:rPr>
+          <w:rFonts w:ascii="Times New Roman" w:hAnsi="Times New Roman" w:cs="Times New Roman" w:eastAsia="Times New Roman"/>
+          <w:sz w:val="26"/>
+          <w:szCs w:val="26"/>
+        </w:rPr>
+        <w:t xml:space="preserve">a) [Trả lời viết ra trên giấy] Em hãy kể tên 3 phần mềm hệ thống và 3 phần mềm ứng dụng đang được cài đặt trên máy tính: (1,0 điểm)</w:t>
+      </w:r>
+    </w:p>
+    <w:p>
+      <w:pPr>
+        <w:spacing w:before="20" w:after="40"/>
+        <w:ind w:left="360"/>
+      </w:pPr>
+      <w:r>
+        <w:rPr>
+          <w:rFonts w:ascii="Times New Roman" w:hAnsi="Times New Roman" w:cs="Times New Roman" w:eastAsia="Times New Roman"/>
+          <w:sz w:val="26"/>
+          <w:szCs w:val="26"/>
+        </w:rPr>
+        <w:t xml:space="preserve">- Ba phần mềm hệ thống: ....................................................................................................................</w:t>
+      </w:r>
+    </w:p>
+    <w:p>
+      <w:pPr>
+        <w:spacing w:before="20" w:after="40"/>
+        <w:ind w:left="360"/>
+      </w:pPr>
+      <w:r>
+        <w:rPr>
+          <w:rFonts w:ascii="Times New Roman" w:hAnsi="Times New Roman" w:cs="Times New Roman" w:eastAsia="Times New Roman"/>
+          <w:sz w:val="26"/>
+          <w:szCs w:val="26"/>
+        </w:rPr>
+        <w:t xml:space="preserve">- Ba phần mềm ứng dụng: ....................................................................................................................</w:t>
+      </w:r>
+    </w:p>
+    <w:p>
+      <w:pPr>
+        <w:spacing w:before="20" w:after="40"/>
+        <w:ind w:left="360"/>
+      </w:pPr>
+      <w:r>
+        <w:rPr>
+          <w:rFonts w:ascii="Times New Roman" w:hAnsi="Times New Roman" w:cs="Times New Roman" w:eastAsia="Times New Roman"/>
+          <w:sz w:val="26"/>
+          <w:szCs w:val="26"/>
+        </w:rPr>
+        <w:t xml:space="preserve">b) [Thực hành trên máy tính] Mở Microsoft Word, soạn thảo một đoạn văn ngắn (từ 3 đến 5 câu) giới thiệu về ngôi trường Tiểu học &amp; THCS UNIGO nơi em đang học. (1,0 điểm)</w:t>
+      </w:r>
+    </w:p>
+    <w:p>
+      <w:pPr>
+        <w:spacing w:before="20" w:after="40"/>
+        <w:ind w:left="360"/>
+      </w:pPr>
+      <w:r>
+        <w:rPr>
+          <w:rFonts w:ascii="Times New Roman" w:hAnsi="Times New Roman" w:cs="Times New Roman" w:eastAsia="Times New Roman"/>
+          <w:sz w:val="26"/>
+          <w:szCs w:val="26"/>
+        </w:rPr>
+        <w:t xml:space="preserve">c) [Thực hành trên máy tính] Lưu tệp văn bản vừa soạn với tên 'GioiThieu_UNIGO.docx' vào thư mục 'BAI_KIEM_TRA' trên Desktop. (1,0 điểm)</w:t>
+      </w:r>
+    </w:p>
+    <w:p>
+      <w:pPr>
+        <w:spacing w:after="80"/>
+      </w:pPr>
+    </w:p>
+    <w:p>
+      <w:pPr>
+        <w:jc w:val="center"/>
+        <w:spacing w:before="120" w:after="40"/>
+      </w:pPr>
+      <w:r>
+        <w:rPr>
+          <w:rFonts w:ascii="Times New Roman" w:hAnsi="Times New Roman" w:cs="Times New Roman" w:eastAsia="Times New Roman"/>
+          <w:sz w:val="26"/>
+          <w:szCs w:val="26"/>
+          <w:b/>
+          <w:bCs/>
+        </w:rPr>
+        <w:t xml:space="preserve">─── Hết ───</w:t>
+      </w:r>
+    </w:p>
+    <w:p>
+      <w:pPr>
+        <w:jc w:val="center"/>
+        <w:spacing w:after="240"/>
+      </w:pPr>
+      <w:r>
+        <w:rPr>
+          <w:rFonts w:ascii="Times New Roman" w:hAnsi="Times New Roman" w:cs="Times New Roman" w:eastAsia="Times New Roman"/>
+          <w:sz w:val="26"/>
+          <w:szCs w:val="26"/>
           <w:i/>
-          <w:sz w:val="24"/>
-          <w:rFonts w:ascii="Times New Roman" w:hAnsi="Times New Roman" w:cs="Times New Roman"/>
-        </w:rPr>
-        <w:t>Khoanh tròn vào chữ cái (A, B, C hoặc D) đứng trước câu trả lời đúng nhất:</w:t>
-      </w:r>
-    </w:p>
-    <w:p>
-      <w:pPr>
-        <w:spacing w:before="80" w:after="40" w:line="276" w:lineRule="auto"/>
-        <w:jc w:val="left"/>
-      </w:pPr>
-      <w:r>
-        <w:rPr>
-          <w:rFonts w:ascii="Times New Roman" w:hAnsi="Times New Roman"/>
+          <w:iCs/>
+        </w:rPr>
+        <w:t xml:space="preserve">Giám thị không giải thích gì thêm.</w:t>
+      </w:r>
+    </w:p>
+    <w:p>
+      <w:pPr>
+        <w:spacing w:after="160"/>
+      </w:pPr>
+    </w:p>
+    <w:p>
+      <w:pPr>
+        <w:jc w:val="center"/>
+        <w:spacing w:before="160" w:after="80"/>
+      </w:pPr>
+      <w:r>
+        <w:rPr>
+          <w:rFonts w:ascii="Times New Roman" w:hAnsi="Times New Roman" w:cs="Times New Roman" w:eastAsia="Times New Roman"/>
+          <w:sz w:val="26"/>
+          <w:szCs w:val="26"/>
           <w:b/>
-          <w:i w:val="0"/>
-          <w:sz w:val="24"/>
-          <w:rFonts w:ascii="Times New Roman" w:hAnsi="Times New Roman" w:cs="Times New Roman"/>
-        </w:rPr>
-        <w:t>Câu 1. Thiết bị nhập (Input) dùng để làm gì?</w:t>
-      </w:r>
-    </w:p>
-    <w:p>
-      <w:pPr>
-        <w:spacing w:before="0" w:after="20" w:line="276" w:lineRule="auto"/>
-        <w:jc w:val="left"/>
-      </w:pPr>
-      <w:r>
-        <w:rPr>
-          <w:rFonts w:ascii="Times New Roman" w:hAnsi="Times New Roman"/>
-          <w:b w:val="0"/>
-          <w:i w:val="0"/>
-          <w:sz w:val="24"/>
-          <w:rFonts w:ascii="Times New Roman" w:hAnsi="Times New Roman" w:cs="Times New Roman"/>
-        </w:rPr>
-        <w:t xml:space="preserve">    A. Hiển thị kết quả xử lí ra ngoài         B. Đưa dữ liệu vào máy tính để xử lí</w:t>
-      </w:r>
-    </w:p>
-    <w:p>
-      <w:pPr>
-        <w:spacing w:before="0" w:after="40" w:line="276" w:lineRule="auto"/>
-        <w:jc w:val="left"/>
-      </w:pPr>
-      <w:r>
-        <w:rPr>
-          <w:rFonts w:ascii="Times New Roman" w:hAnsi="Times New Roman"/>
-          <w:b w:val="0"/>
-          <w:i w:val="0"/>
-          <w:sz w:val="24"/>
-          <w:rFonts w:ascii="Times New Roman" w:hAnsi="Times New Roman" w:cs="Times New Roman"/>
-        </w:rPr>
-        <w:t xml:space="preserve">    C. Phát ra âm thanh         D. In tài liệu ra giấy</w:t>
-      </w:r>
-    </w:p>
-    <w:p>
-      <w:pPr>
-        <w:spacing w:before="80" w:after="40" w:line="276" w:lineRule="auto"/>
-        <w:jc w:val="left"/>
-      </w:pPr>
-      <w:r>
-        <w:rPr>
-          <w:rFonts w:ascii="Times New Roman" w:hAnsi="Times New Roman"/>
+          <w:bCs/>
+        </w:rPr>
+        <w:t xml:space="preserve">ĐÁP ÁN VÀ HƯỚNG DẪN CHẤM</w:t>
+      </w:r>
+    </w:p>
+    <w:p>
+      <w:pPr>
+        <w:spacing w:before="80" w:after="80"/>
+      </w:pPr>
+      <w:r>
+        <w:rPr>
+          <w:rFonts w:ascii="Times New Roman" w:hAnsi="Times New Roman" w:cs="Times New Roman" w:eastAsia="Times New Roman"/>
+          <w:sz w:val="26"/>
+          <w:szCs w:val="26"/>
           <w:b/>
-          <w:i w:val="0"/>
-          <w:sz w:val="24"/>
-          <w:rFonts w:ascii="Times New Roman" w:hAnsi="Times New Roman" w:cs="Times New Roman"/>
-        </w:rPr>
-        <w:t>Câu 2. Bàn phím thuộc loại thiết bị gì?</w:t>
-      </w:r>
-    </w:p>
-    <w:p>
-      <w:pPr>
-        <w:spacing w:before="0" w:after="20" w:line="276" w:lineRule="auto"/>
-        <w:jc w:val="left"/>
-      </w:pPr>
-      <w:r>
-        <w:rPr>
-          <w:rFonts w:ascii="Times New Roman" w:hAnsi="Times New Roman"/>
-          <w:b w:val="0"/>
-          <w:i w:val="0"/>
-          <w:sz w:val="24"/>
-          <w:rFonts w:ascii="Times New Roman" w:hAnsi="Times New Roman" w:cs="Times New Roman"/>
-        </w:rPr>
-        <w:t xml:space="preserve">    A. Thiết bị xuất         B. Thiết bị nhập</w:t>
-      </w:r>
-    </w:p>
-    <w:p>
-      <w:pPr>
-        <w:spacing w:before="0" w:after="40" w:line="276" w:lineRule="auto"/>
-        <w:jc w:val="left"/>
-      </w:pPr>
-      <w:r>
-        <w:rPr>
-          <w:rFonts w:ascii="Times New Roman" w:hAnsi="Times New Roman"/>
-          <w:b w:val="0"/>
-          <w:i w:val="0"/>
-          <w:sz w:val="24"/>
-          <w:rFonts w:ascii="Times New Roman" w:hAnsi="Times New Roman" w:cs="Times New Roman"/>
-        </w:rPr>
-        <w:t xml:space="preserve">    C. Thiết bị lưu trữ         D. Thiết bị xử lí</w:t>
-      </w:r>
-    </w:p>
-    <w:p>
-      <w:pPr>
-        <w:spacing w:before="80" w:after="40" w:line="276" w:lineRule="auto"/>
-        <w:jc w:val="left"/>
-      </w:pPr>
-      <w:r>
-        <w:rPr>
-          <w:rFonts w:ascii="Times New Roman" w:hAnsi="Times New Roman"/>
-          <w:b/>
-          <w:i w:val="0"/>
-          <w:sz w:val="24"/>
-          <w:rFonts w:ascii="Times New Roman" w:hAnsi="Times New Roman" w:cs="Times New Roman"/>
-        </w:rPr>
-        <w:t>Câu 3. Màn hình máy tính thuộc loại thiết bị gì?</w:t>
-      </w:r>
-    </w:p>
-    <w:p>
-      <w:pPr>
-        <w:spacing w:before="0" w:after="20" w:line="276" w:lineRule="auto"/>
-        <w:jc w:val="left"/>
-      </w:pPr>
-      <w:r>
-        <w:rPr>
-          <w:rFonts w:ascii="Times New Roman" w:hAnsi="Times New Roman"/>
-          <w:b w:val="0"/>
-          <w:i w:val="0"/>
-          <w:sz w:val="24"/>
-          <w:rFonts w:ascii="Times New Roman" w:hAnsi="Times New Roman" w:cs="Times New Roman"/>
-        </w:rPr>
-        <w:t xml:space="preserve">    A. Thiết bị nhập         B. Thiết bị xuất</w:t>
-      </w:r>
-    </w:p>
-    <w:p>
-      <w:pPr>
-        <w:spacing w:before="0" w:after="40" w:line="276" w:lineRule="auto"/>
-        <w:jc w:val="left"/>
-      </w:pPr>
-      <w:r>
-        <w:rPr>
-          <w:rFonts w:ascii="Times New Roman" w:hAnsi="Times New Roman"/>
-          <w:b w:val="0"/>
-          <w:i w:val="0"/>
-          <w:sz w:val="24"/>
-          <w:rFonts w:ascii="Times New Roman" w:hAnsi="Times New Roman" w:cs="Times New Roman"/>
-        </w:rPr>
-        <w:t xml:space="preserve">    C. Thiết bị lưu trữ         D. Thiết bị xử lí</w:t>
-      </w:r>
-    </w:p>
-    <w:p>
-      <w:pPr>
-        <w:spacing w:before="80" w:after="40" w:line="276" w:lineRule="auto"/>
-        <w:jc w:val="left"/>
-      </w:pPr>
-      <w:r>
-        <w:rPr>
-          <w:rFonts w:ascii="Times New Roman" w:hAnsi="Times New Roman"/>
-          <w:b/>
-          <w:i w:val="0"/>
-          <w:sz w:val="24"/>
-          <w:rFonts w:ascii="Times New Roman" w:hAnsi="Times New Roman" w:cs="Times New Roman"/>
-        </w:rPr>
-        <w:t>Câu 4. Thiết bị nào vừa là thiết bị nhập vừa là thiết bị xuất?</w:t>
-      </w:r>
-    </w:p>
-    <w:p>
-      <w:pPr>
-        <w:spacing w:before="0" w:after="20" w:line="276" w:lineRule="auto"/>
-        <w:jc w:val="left"/>
-      </w:pPr>
-      <w:r>
-        <w:rPr>
-          <w:rFonts w:ascii="Times New Roman" w:hAnsi="Times New Roman"/>
-          <w:b w:val="0"/>
-          <w:i w:val="0"/>
-          <w:sz w:val="24"/>
-          <w:rFonts w:ascii="Times New Roman" w:hAnsi="Times New Roman" w:cs="Times New Roman"/>
-        </w:rPr>
-        <w:t xml:space="preserve">    A. Bàn phím         B. Loa</w:t>
-      </w:r>
-    </w:p>
-    <w:p>
-      <w:pPr>
-        <w:spacing w:before="0" w:after="40" w:line="276" w:lineRule="auto"/>
-        <w:jc w:val="left"/>
-      </w:pPr>
-      <w:r>
-        <w:rPr>
-          <w:rFonts w:ascii="Times New Roman" w:hAnsi="Times New Roman"/>
-          <w:b w:val="0"/>
-          <w:i w:val="0"/>
-          <w:sz w:val="24"/>
-          <w:rFonts w:ascii="Times New Roman" w:hAnsi="Times New Roman" w:cs="Times New Roman"/>
-        </w:rPr>
-        <w:t xml:space="preserve">    C. Màn hình cảm ứng         D. Máy in</w:t>
-      </w:r>
-    </w:p>
-    <w:p>
-      <w:pPr>
-        <w:spacing w:before="80" w:after="40" w:line="276" w:lineRule="auto"/>
-        <w:jc w:val="left"/>
-      </w:pPr>
-      <w:r>
-        <w:rPr>
-          <w:rFonts w:ascii="Times New Roman" w:hAnsi="Times New Roman"/>
-          <w:b/>
-          <w:i w:val="0"/>
-          <w:sz w:val="24"/>
-          <w:rFonts w:ascii="Times New Roman" w:hAnsi="Times New Roman" w:cs="Times New Roman"/>
-        </w:rPr>
-        <w:t>Câu 5. Webcam thuộc loại thiết bị gì?</w:t>
-      </w:r>
-    </w:p>
-    <w:p>
-      <w:pPr>
-        <w:spacing w:before="0" w:after="20" w:line="276" w:lineRule="auto"/>
-        <w:jc w:val="left"/>
-      </w:pPr>
-      <w:r>
-        <w:rPr>
-          <w:rFonts w:ascii="Times New Roman" w:hAnsi="Times New Roman"/>
-          <w:b w:val="0"/>
-          <w:i w:val="0"/>
-          <w:sz w:val="24"/>
-          <w:rFonts w:ascii="Times New Roman" w:hAnsi="Times New Roman" w:cs="Times New Roman"/>
-        </w:rPr>
-        <w:t xml:space="preserve">    A. Thiết bị xuất         B. Thiết bị nhập</w:t>
-      </w:r>
-    </w:p>
-    <w:p>
-      <w:pPr>
-        <w:spacing w:before="0" w:after="40" w:line="276" w:lineRule="auto"/>
-        <w:jc w:val="left"/>
-      </w:pPr>
-      <w:r>
-        <w:rPr>
-          <w:rFonts w:ascii="Times New Roman" w:hAnsi="Times New Roman"/>
-          <w:b w:val="0"/>
-          <w:i w:val="0"/>
-          <w:sz w:val="24"/>
-          <w:rFonts w:ascii="Times New Roman" w:hAnsi="Times New Roman" w:cs="Times New Roman"/>
-        </w:rPr>
-        <w:t xml:space="preserve">    C. Thiết bị lưu trữ         D. Thiết bị xử lí</w:t>
-      </w:r>
-    </w:p>
-    <w:p>
-      <w:pPr>
-        <w:spacing w:before="80" w:after="40" w:line="276" w:lineRule="auto"/>
-        <w:jc w:val="left"/>
-      </w:pPr>
-      <w:r>
-        <w:rPr>
-          <w:rFonts w:ascii="Times New Roman" w:hAnsi="Times New Roman"/>
-          <w:b/>
-          <w:i w:val="0"/>
-          <w:sz w:val="24"/>
-          <w:rFonts w:ascii="Times New Roman" w:hAnsi="Times New Roman" w:cs="Times New Roman"/>
-        </w:rPr>
-        <w:t>Câu 6. Phần mềm hệ thống là gì?</w:t>
-      </w:r>
-    </w:p>
-    <w:p>
-      <w:pPr>
-        <w:spacing w:before="0" w:after="20" w:line="276" w:lineRule="auto"/>
-        <w:jc w:val="left"/>
-      </w:pPr>
-      <w:r>
-        <w:rPr>
-          <w:rFonts w:ascii="Times New Roman" w:hAnsi="Times New Roman"/>
-          <w:b w:val="0"/>
-          <w:i w:val="0"/>
-          <w:sz w:val="24"/>
-          <w:rFonts w:ascii="Times New Roman" w:hAnsi="Times New Roman" w:cs="Times New Roman"/>
-        </w:rPr>
-        <w:t xml:space="preserve">    A. Là các trò chơi điện tử         B. Là phần mềm quản lí và điều khiển phần cứng, gồm hệ điều hành và trình điều khiển</w:t>
-      </w:r>
-    </w:p>
-    <w:p>
-      <w:pPr>
-        <w:spacing w:before="0" w:after="40" w:line="276" w:lineRule="auto"/>
-        <w:jc w:val="left"/>
-      </w:pPr>
-      <w:r>
-        <w:rPr>
-          <w:rFonts w:ascii="Times New Roman" w:hAnsi="Times New Roman"/>
-          <w:b w:val="0"/>
-          <w:i w:val="0"/>
-          <w:sz w:val="24"/>
-          <w:rFonts w:ascii="Times New Roman" w:hAnsi="Times New Roman" w:cs="Times New Roman"/>
-        </w:rPr>
-        <w:t xml:space="preserve">    C. Là phần mềm Microsoft Word         D. Là trình duyệt Google Chrome</w:t>
-      </w:r>
-    </w:p>
-    <w:p>
-      <w:pPr>
-        <w:spacing w:before="80" w:after="40" w:line="276" w:lineRule="auto"/>
-        <w:jc w:val="left"/>
-      </w:pPr>
-      <w:r>
-        <w:rPr>
-          <w:rFonts w:ascii="Times New Roman" w:hAnsi="Times New Roman"/>
-          <w:b/>
-          <w:i w:val="0"/>
-          <w:sz w:val="24"/>
-          <w:rFonts w:ascii="Times New Roman" w:hAnsi="Times New Roman" w:cs="Times New Roman"/>
-        </w:rPr>
-        <w:t>Câu 7. Microsoft Windows thuộc loại phần mềm gì?</w:t>
-      </w:r>
-    </w:p>
-    <w:p>
-      <w:pPr>
-        <w:spacing w:before="0" w:after="20" w:line="276" w:lineRule="auto"/>
-        <w:jc w:val="left"/>
-      </w:pPr>
-      <w:r>
-        <w:rPr>
-          <w:rFonts w:ascii="Times New Roman" w:hAnsi="Times New Roman"/>
-          <w:b w:val="0"/>
-          <w:i w:val="0"/>
-          <w:sz w:val="24"/>
-          <w:rFonts w:ascii="Times New Roman" w:hAnsi="Times New Roman" w:cs="Times New Roman"/>
-        </w:rPr>
-        <w:t xml:space="preserve">    A. Phần mềm ứng dụng         B. Phần mềm hệ thống (hệ điều hành)</w:t>
-      </w:r>
-    </w:p>
-    <w:p>
-      <w:pPr>
-        <w:spacing w:before="0" w:after="40" w:line="276" w:lineRule="auto"/>
-        <w:jc w:val="left"/>
-      </w:pPr>
-      <w:r>
-        <w:rPr>
-          <w:rFonts w:ascii="Times New Roman" w:hAnsi="Times New Roman"/>
-          <w:b w:val="0"/>
-          <w:i w:val="0"/>
-          <w:sz w:val="24"/>
-          <w:rFonts w:ascii="Times New Roman" w:hAnsi="Times New Roman" w:cs="Times New Roman"/>
-        </w:rPr>
-        <w:t xml:space="preserve">    C. Trò chơi điện tử         D. Phần mềm tiện ích</w:t>
-      </w:r>
-    </w:p>
-    <w:p>
-      <w:pPr>
-        <w:spacing w:before="80" w:after="40" w:line="276" w:lineRule="auto"/>
-        <w:jc w:val="left"/>
-      </w:pPr>
-      <w:r>
-        <w:rPr>
-          <w:rFonts w:ascii="Times New Roman" w:hAnsi="Times New Roman"/>
-          <w:b/>
-          <w:i w:val="0"/>
-          <w:sz w:val="24"/>
-          <w:rFonts w:ascii="Times New Roman" w:hAnsi="Times New Roman" w:cs="Times New Roman"/>
-        </w:rPr>
-        <w:t>Câu 8. Microsoft Word thuộc loại phần mềm gì?</w:t>
-      </w:r>
-    </w:p>
-    <w:p>
-      <w:pPr>
-        <w:spacing w:before="0" w:after="20" w:line="276" w:lineRule="auto"/>
-        <w:jc w:val="left"/>
-      </w:pPr>
-      <w:r>
-        <w:rPr>
-          <w:rFonts w:ascii="Times New Roman" w:hAnsi="Times New Roman"/>
-          <w:b w:val="0"/>
-          <w:i w:val="0"/>
-          <w:sz w:val="24"/>
-          <w:rFonts w:ascii="Times New Roman" w:hAnsi="Times New Roman" w:cs="Times New Roman"/>
-        </w:rPr>
-        <w:t xml:space="preserve">    A. Phần mềm hệ thống         B. Phần mềm ứng dụng</w:t>
-      </w:r>
-    </w:p>
-    <w:p>
-      <w:pPr>
-        <w:spacing w:before="0" w:after="40" w:line="276" w:lineRule="auto"/>
-        <w:jc w:val="left"/>
-      </w:pPr>
-      <w:r>
-        <w:rPr>
-          <w:rFonts w:ascii="Times New Roman" w:hAnsi="Times New Roman"/>
-          <w:b w:val="0"/>
-          <w:i w:val="0"/>
-          <w:sz w:val="24"/>
-          <w:rFonts w:ascii="Times New Roman" w:hAnsi="Times New Roman" w:cs="Times New Roman"/>
-        </w:rPr>
-        <w:t xml:space="preserve">    C. Trình điều khiển thiết bị         D. Chương trình BIOS</w:t>
-      </w:r>
-    </w:p>
-    <w:p>
-      <w:pPr>
-        <w:spacing w:before="80" w:after="40" w:line="276" w:lineRule="auto"/>
-        <w:jc w:val="left"/>
-      </w:pPr>
-      <w:r>
-        <w:rPr>
-          <w:rFonts w:ascii="Times New Roman" w:hAnsi="Times New Roman"/>
-          <w:b/>
-          <w:i w:val="0"/>
-          <w:sz w:val="24"/>
-          <w:rFonts w:ascii="Times New Roman" w:hAnsi="Times New Roman" w:cs="Times New Roman"/>
-        </w:rPr>
-        <w:t>Câu 9. Hệ điều hành có vai trò gì trong máy tính?</w:t>
-      </w:r>
-    </w:p>
-    <w:p>
-      <w:pPr>
-        <w:spacing w:before="0" w:after="20" w:line="276" w:lineRule="auto"/>
-        <w:jc w:val="left"/>
-      </w:pPr>
-      <w:r>
-        <w:rPr>
-          <w:rFonts w:ascii="Times New Roman" w:hAnsi="Times New Roman"/>
-          <w:b w:val="0"/>
-          <w:i w:val="0"/>
-          <w:sz w:val="24"/>
-          <w:rFonts w:ascii="Times New Roman" w:hAnsi="Times New Roman" w:cs="Times New Roman"/>
-        </w:rPr>
-        <w:t xml:space="preserve">    A. Chỉ dùng để soạn thảo văn bản         B. Quản lí phần cứng, phần mềm và cung cấp giao diện người dùng</w:t>
-      </w:r>
-    </w:p>
-    <w:p>
-      <w:pPr>
-        <w:spacing w:before="0" w:after="40" w:line="276" w:lineRule="auto"/>
-        <w:jc w:val="left"/>
-      </w:pPr>
-      <w:r>
-        <w:rPr>
-          <w:rFonts w:ascii="Times New Roman" w:hAnsi="Times New Roman"/>
-          <w:b w:val="0"/>
-          <w:i w:val="0"/>
-          <w:sz w:val="24"/>
-          <w:rFonts w:ascii="Times New Roman" w:hAnsi="Times New Roman" w:cs="Times New Roman"/>
-        </w:rPr>
-        <w:t xml:space="preserve">    C. Chỉ dùng để tạo bảng tính         D. Chỉ dùng để chơi trò chơi điện tử</w:t>
-      </w:r>
-    </w:p>
-    <w:p>
-      <w:pPr>
-        <w:spacing w:before="80" w:after="40" w:line="276" w:lineRule="auto"/>
-        <w:jc w:val="left"/>
-      </w:pPr>
-      <w:r>
-        <w:rPr>
-          <w:rFonts w:ascii="Times New Roman" w:hAnsi="Times New Roman"/>
-          <w:b/>
-          <w:i w:val="0"/>
-          <w:sz w:val="24"/>
-          <w:rFonts w:ascii="Times New Roman" w:hAnsi="Times New Roman" w:cs="Times New Roman"/>
-        </w:rPr>
-        <w:t>Câu 10. Trình điều khiển (Driver) dùng để làm gì?</w:t>
-      </w:r>
-    </w:p>
-    <w:p>
-      <w:pPr>
-        <w:spacing w:before="0" w:after="20" w:line="276" w:lineRule="auto"/>
-        <w:jc w:val="left"/>
-      </w:pPr>
-      <w:r>
-        <w:rPr>
-          <w:rFonts w:ascii="Times New Roman" w:hAnsi="Times New Roman"/>
-          <w:b w:val="0"/>
-          <w:i w:val="0"/>
-          <w:sz w:val="24"/>
-          <w:rFonts w:ascii="Times New Roman" w:hAnsi="Times New Roman" w:cs="Times New Roman"/>
-        </w:rPr>
-        <w:t xml:space="preserve">    A. Soạn thảo văn bản         B. Giúp hệ điều hành giao tiếp với các thiết bị phần cứng</w:t>
-      </w:r>
-    </w:p>
-    <w:p>
-      <w:pPr>
-        <w:spacing w:before="0" w:after="40" w:line="276" w:lineRule="auto"/>
-        <w:jc w:val="left"/>
-      </w:pPr>
-      <w:r>
-        <w:rPr>
-          <w:rFonts w:ascii="Times New Roman" w:hAnsi="Times New Roman"/>
-          <w:b w:val="0"/>
-          <w:i w:val="0"/>
-          <w:sz w:val="24"/>
-          <w:rFonts w:ascii="Times New Roman" w:hAnsi="Times New Roman" w:cs="Times New Roman"/>
-        </w:rPr>
-        <w:t xml:space="preserve">    C. Duyệt web trên Internet         D. Chơi trò chơi điện tử</w:t>
-      </w:r>
-    </w:p>
-    <w:p>
-      <w:pPr>
-        <w:spacing w:before="80" w:after="40" w:line="276" w:lineRule="auto"/>
-        <w:jc w:val="left"/>
-      </w:pPr>
-      <w:r>
-        <w:rPr>
-          <w:rFonts w:ascii="Times New Roman" w:hAnsi="Times New Roman"/>
-          <w:b/>
-          <w:i w:val="0"/>
-          <w:sz w:val="24"/>
-          <w:rFonts w:ascii="Times New Roman" w:hAnsi="Times New Roman" w:cs="Times New Roman"/>
-        </w:rPr>
-        <w:t>Câu 11. Đường dẫn (Path) trong máy tính là gì?</w:t>
-      </w:r>
-    </w:p>
-    <w:p>
-      <w:pPr>
-        <w:spacing w:before="0" w:after="20" w:line="276" w:lineRule="auto"/>
-        <w:jc w:val="left"/>
-      </w:pPr>
-      <w:r>
-        <w:rPr>
-          <w:rFonts w:ascii="Times New Roman" w:hAnsi="Times New Roman"/>
-          <w:b w:val="0"/>
-          <w:i w:val="0"/>
-          <w:sz w:val="24"/>
-          <w:rFonts w:ascii="Times New Roman" w:hAnsi="Times New Roman" w:cs="Times New Roman"/>
-        </w:rPr>
-        <w:t xml:space="preserve">    A. Đường đi trên bản đồ         B. Địa chỉ xác định vị trí của tệp hoặc thư mục trong cây thư mục</w:t>
-      </w:r>
-    </w:p>
-    <w:p>
-      <w:pPr>
-        <w:spacing w:before="0" w:after="40" w:line="276" w:lineRule="auto"/>
-        <w:jc w:val="left"/>
-      </w:pPr>
-      <w:r>
-        <w:rPr>
-          <w:rFonts w:ascii="Times New Roman" w:hAnsi="Times New Roman"/>
-          <w:b w:val="0"/>
-          <w:i w:val="0"/>
-          <w:sz w:val="24"/>
-          <w:rFonts w:ascii="Times New Roman" w:hAnsi="Times New Roman" w:cs="Times New Roman"/>
-        </w:rPr>
-        <w:t xml:space="preserve">    C. Tên của một tệp tin         D. Tên của một phần mềm</w:t>
-      </w:r>
-    </w:p>
-    <w:p>
-      <w:pPr>
-        <w:spacing w:before="80" w:after="40" w:line="276" w:lineRule="auto"/>
-        <w:jc w:val="left"/>
-      </w:pPr>
-      <w:r>
-        <w:rPr>
-          <w:rFonts w:ascii="Times New Roman" w:hAnsi="Times New Roman"/>
-          <w:b/>
-          <w:i w:val="0"/>
-          <w:sz w:val="24"/>
-          <w:rFonts w:ascii="Times New Roman" w:hAnsi="Times New Roman" w:cs="Times New Roman"/>
-        </w:rPr>
-        <w:t>Câu 12. Tổ hợp phím Ctrl + C dùng để thực hiện thao tác gì?</w:t>
-      </w:r>
-    </w:p>
-    <w:p>
-      <w:pPr>
-        <w:spacing w:before="0" w:after="20" w:line="276" w:lineRule="auto"/>
-        <w:jc w:val="left"/>
-      </w:pPr>
-      <w:r>
-        <w:rPr>
-          <w:rFonts w:ascii="Times New Roman" w:hAnsi="Times New Roman"/>
-          <w:b w:val="0"/>
-          <w:i w:val="0"/>
-          <w:sz w:val="24"/>
-          <w:rFonts w:ascii="Times New Roman" w:hAnsi="Times New Roman" w:cs="Times New Roman"/>
-        </w:rPr>
-        <w:t xml:space="preserve">    A. Dán dữ liệu         B. Sao chép dữ liệu</w:t>
-      </w:r>
-    </w:p>
-    <w:p>
-      <w:pPr>
-        <w:spacing w:before="0" w:after="40" w:line="276" w:lineRule="auto"/>
-        <w:jc w:val="left"/>
-      </w:pPr>
-      <w:r>
-        <w:rPr>
-          <w:rFonts w:ascii="Times New Roman" w:hAnsi="Times New Roman"/>
-          <w:b w:val="0"/>
-          <w:i w:val="0"/>
-          <w:sz w:val="24"/>
-          <w:rFonts w:ascii="Times New Roman" w:hAnsi="Times New Roman" w:cs="Times New Roman"/>
-        </w:rPr>
-        <w:t xml:space="preserve">    C. Cắt dữ liệu         D. Xóa dữ liệu</w:t>
-      </w:r>
-    </w:p>
-    <w:p>
-      <w:pPr>
-        <w:spacing w:before="80" w:after="40" w:line="276" w:lineRule="auto"/>
-        <w:jc w:val="left"/>
-      </w:pPr>
-      <w:r>
-        <w:rPr>
-          <w:rFonts w:ascii="Times New Roman" w:hAnsi="Times New Roman"/>
-          <w:b/>
-          <w:i w:val="0"/>
-          <w:sz w:val="24"/>
-          <w:rFonts w:ascii="Times New Roman" w:hAnsi="Times New Roman" w:cs="Times New Roman"/>
-        </w:rPr>
-        <w:t>Câu 13. Tổ hợp phím Ctrl + V dùng để thực hiện thao tác gì?</w:t>
-      </w:r>
-    </w:p>
-    <w:p>
-      <w:pPr>
-        <w:spacing w:before="0" w:after="20" w:line="276" w:lineRule="auto"/>
-        <w:jc w:val="left"/>
-      </w:pPr>
-      <w:r>
-        <w:rPr>
-          <w:rFonts w:ascii="Times New Roman" w:hAnsi="Times New Roman"/>
-          <w:b w:val="0"/>
-          <w:i w:val="0"/>
-          <w:sz w:val="24"/>
-          <w:rFonts w:ascii="Times New Roman" w:hAnsi="Times New Roman" w:cs="Times New Roman"/>
-        </w:rPr>
-        <w:t xml:space="preserve">    A. Sao chép dữ liệu         B. Dán dữ liệu</w:t>
-      </w:r>
-    </w:p>
-    <w:p>
-      <w:pPr>
-        <w:spacing w:before="0" w:after="40" w:line="276" w:lineRule="auto"/>
-        <w:jc w:val="left"/>
-      </w:pPr>
-      <w:r>
-        <w:rPr>
-          <w:rFonts w:ascii="Times New Roman" w:hAnsi="Times New Roman"/>
-          <w:b w:val="0"/>
-          <w:i w:val="0"/>
-          <w:sz w:val="24"/>
-          <w:rFonts w:ascii="Times New Roman" w:hAnsi="Times New Roman" w:cs="Times New Roman"/>
-        </w:rPr>
-        <w:t xml:space="preserve">    C. Cắt dữ liệu         D. Xóa dữ liệu</w:t>
-      </w:r>
-    </w:p>
-    <w:p>
-      <w:pPr>
-        <w:spacing w:before="80" w:after="40" w:line="276" w:lineRule="auto"/>
-        <w:jc w:val="left"/>
-      </w:pPr>
-      <w:r>
-        <w:rPr>
-          <w:rFonts w:ascii="Times New Roman" w:hAnsi="Times New Roman"/>
-          <w:b/>
-          <w:i w:val="0"/>
-          <w:sz w:val="24"/>
-          <w:rFonts w:ascii="Times New Roman" w:hAnsi="Times New Roman" w:cs="Times New Roman"/>
-        </w:rPr>
-        <w:t>Câu 14. Phần mềm File Explorer dùng để làm gì?</w:t>
-      </w:r>
-    </w:p>
-    <w:p>
-      <w:pPr>
-        <w:spacing w:before="0" w:after="20" w:line="276" w:lineRule="auto"/>
-        <w:jc w:val="left"/>
-      </w:pPr>
-      <w:r>
-        <w:rPr>
-          <w:rFonts w:ascii="Times New Roman" w:hAnsi="Times New Roman"/>
-          <w:b w:val="0"/>
-          <w:i w:val="0"/>
-          <w:sz w:val="24"/>
-          <w:rFonts w:ascii="Times New Roman" w:hAnsi="Times New Roman" w:cs="Times New Roman"/>
-        </w:rPr>
-        <w:t xml:space="preserve">    A. Duyệt web trên Internet         B. Quản lí tệp và thư mục trên máy tính</w:t>
-      </w:r>
-    </w:p>
-    <w:p>
-      <w:pPr>
-        <w:spacing w:before="0" w:after="40" w:line="276" w:lineRule="auto"/>
-        <w:jc w:val="left"/>
-      </w:pPr>
-      <w:r>
-        <w:rPr>
-          <w:rFonts w:ascii="Times New Roman" w:hAnsi="Times New Roman"/>
-          <w:b w:val="0"/>
-          <w:i w:val="0"/>
-          <w:sz w:val="24"/>
-          <w:rFonts w:ascii="Times New Roman" w:hAnsi="Times New Roman" w:cs="Times New Roman"/>
-        </w:rPr>
-        <w:t xml:space="preserve">    C. Soạn thảo văn bản         D. Chơi trò chơi điện tử</w:t>
-      </w:r>
-    </w:p>
-    <w:p>
-      <w:pPr>
-        <w:spacing w:before="80" w:after="40" w:line="276" w:lineRule="auto"/>
-        <w:jc w:val="left"/>
-      </w:pPr>
-      <w:r>
-        <w:rPr>
-          <w:rFonts w:ascii="Times New Roman" w:hAnsi="Times New Roman"/>
-          <w:b/>
-          <w:i w:val="0"/>
-          <w:sz w:val="24"/>
-          <w:rFonts w:ascii="Times New Roman" w:hAnsi="Times New Roman" w:cs="Times New Roman"/>
-        </w:rPr>
-        <w:t>Câu 15. Tệp có đuôi mở rộng .xlsx là loại tệp gì?</w:t>
-      </w:r>
-    </w:p>
-    <w:p>
-      <w:pPr>
-        <w:spacing w:before="0" w:after="20" w:line="276" w:lineRule="auto"/>
-        <w:jc w:val="left"/>
-      </w:pPr>
-      <w:r>
-        <w:rPr>
-          <w:rFonts w:ascii="Times New Roman" w:hAnsi="Times New Roman"/>
-          <w:b w:val="0"/>
-          <w:i w:val="0"/>
-          <w:sz w:val="24"/>
-          <w:rFonts w:ascii="Times New Roman" w:hAnsi="Times New Roman" w:cs="Times New Roman"/>
-        </w:rPr>
-        <w:t xml:space="preserve">    A. Tệp văn bản Word         B. Tệp bảng tính Excel</w:t>
-      </w:r>
-    </w:p>
-    <w:p>
-      <w:pPr>
-        <w:spacing w:before="0" w:after="40" w:line="276" w:lineRule="auto"/>
-        <w:jc w:val="left"/>
-      </w:pPr>
-      <w:r>
-        <w:rPr>
-          <w:rFonts w:ascii="Times New Roman" w:hAnsi="Times New Roman"/>
-          <w:b w:val="0"/>
-          <w:i w:val="0"/>
-          <w:sz w:val="24"/>
-          <w:rFonts w:ascii="Times New Roman" w:hAnsi="Times New Roman" w:cs="Times New Roman"/>
-        </w:rPr>
-        <w:t xml:space="preserve">    C. Tệp hình ảnh         D. Tệp video</w:t>
-      </w:r>
-    </w:p>
-    <w:p>
-      <w:pPr>
-        <w:spacing w:before="80" w:after="40" w:line="276" w:lineRule="auto"/>
-        <w:jc w:val="left"/>
-      </w:pPr>
-      <w:r>
-        <w:rPr>
-          <w:rFonts w:ascii="Times New Roman" w:hAnsi="Times New Roman"/>
-          <w:b/>
-          <w:i w:val="0"/>
-          <w:sz w:val="24"/>
-          <w:rFonts w:ascii="Times New Roman" w:hAnsi="Times New Roman" w:cs="Times New Roman"/>
-        </w:rPr>
-        <w:t>Câu 16. Kể tên các mạng xã hội phổ biến hiện nay?</w:t>
-      </w:r>
-    </w:p>
-    <w:p>
-      <w:pPr>
-        <w:spacing w:before="0" w:after="20" w:line="276" w:lineRule="auto"/>
-        <w:jc w:val="left"/>
-      </w:pPr>
-      <w:r>
-        <w:rPr>
-          <w:rFonts w:ascii="Times New Roman" w:hAnsi="Times New Roman"/>
-          <w:b w:val="0"/>
-          <w:i w:val="0"/>
-          <w:sz w:val="24"/>
-          <w:rFonts w:ascii="Times New Roman" w:hAnsi="Times New Roman" w:cs="Times New Roman"/>
-        </w:rPr>
-        <w:t xml:space="preserve">    A. Microsoft Word, Excel         B. Facebook, Zalo, TikTok</w:t>
-      </w:r>
-    </w:p>
-    <w:p>
-      <w:pPr>
-        <w:spacing w:before="0" w:after="40" w:line="276" w:lineRule="auto"/>
-        <w:jc w:val="left"/>
-      </w:pPr>
-      <w:r>
-        <w:rPr>
-          <w:rFonts w:ascii="Times New Roman" w:hAnsi="Times New Roman"/>
-          <w:b w:val="0"/>
-          <w:i w:val="0"/>
-          <w:sz w:val="24"/>
-          <w:rFonts w:ascii="Times New Roman" w:hAnsi="Times New Roman" w:cs="Times New Roman"/>
-        </w:rPr>
-        <w:t xml:space="preserve">    C. Microsoft Excel, PowerPoint         D. Paint, Notepad</w:t>
-      </w:r>
-    </w:p>
-    <w:p>
-      <w:pPr>
-        <w:spacing w:before="80" w:after="40" w:line="276" w:lineRule="auto"/>
-        <w:jc w:val="left"/>
-      </w:pPr>
-      <w:r>
-        <w:rPr>
-          <w:rFonts w:ascii="Times New Roman" w:hAnsi="Times New Roman"/>
-          <w:b/>
-          <w:i w:val="0"/>
-          <w:sz w:val="24"/>
-          <w:rFonts w:ascii="Times New Roman" w:hAnsi="Times New Roman" w:cs="Times New Roman"/>
-        </w:rPr>
-        <w:t>Câu 17. Ưu điểm của mạng xã hội là gì?</w:t>
-      </w:r>
-    </w:p>
-    <w:p>
-      <w:pPr>
-        <w:spacing w:before="0" w:after="20" w:line="276" w:lineRule="auto"/>
-        <w:jc w:val="left"/>
-      </w:pPr>
-      <w:r>
-        <w:rPr>
-          <w:rFonts w:ascii="Times New Roman" w:hAnsi="Times New Roman"/>
-          <w:b w:val="0"/>
-          <w:i w:val="0"/>
-          <w:sz w:val="24"/>
-          <w:rFonts w:ascii="Times New Roman" w:hAnsi="Times New Roman" w:cs="Times New Roman"/>
-        </w:rPr>
-        <w:t xml:space="preserve">    A. Gây nghiện cho người sử dụng         B. Giúp kết nối bạn bè, chia sẻ thông tin và học tập nhanh chóng</w:t>
-      </w:r>
-    </w:p>
-    <w:p>
-      <w:pPr>
-        <w:spacing w:before="0" w:after="40" w:line="276" w:lineRule="auto"/>
-        <w:jc w:val="left"/>
-      </w:pPr>
-      <w:r>
-        <w:rPr>
-          <w:rFonts w:ascii="Times New Roman" w:hAnsi="Times New Roman"/>
-          <w:b w:val="0"/>
-          <w:i w:val="0"/>
-          <w:sz w:val="24"/>
-          <w:rFonts w:ascii="Times New Roman" w:hAnsi="Times New Roman" w:cs="Times New Roman"/>
-        </w:rPr>
-        <w:t xml:space="preserve">    C. Làm mất thời gian học tập         D. Làm lộ thông tin cá nhân</w:t>
-      </w:r>
-    </w:p>
-    <w:p>
-      <w:pPr>
-        <w:spacing w:before="80" w:after="40" w:line="276" w:lineRule="auto"/>
-        <w:jc w:val="left"/>
-      </w:pPr>
-      <w:r>
-        <w:rPr>
-          <w:rFonts w:ascii="Times New Roman" w:hAnsi="Times New Roman"/>
-          <w:b/>
-          <w:i w:val="0"/>
-          <w:sz w:val="24"/>
-          <w:rFonts w:ascii="Times New Roman" w:hAnsi="Times New Roman" w:cs="Times New Roman"/>
-        </w:rPr>
-        <w:t>Câu 18. Em KHÔNG nên làm gì trên mạng xã hội?</w:t>
-      </w:r>
-    </w:p>
-    <w:p>
-      <w:pPr>
-        <w:spacing w:before="0" w:after="20" w:line="276" w:lineRule="auto"/>
-        <w:jc w:val="left"/>
-      </w:pPr>
-      <w:r>
-        <w:rPr>
-          <w:rFonts w:ascii="Times New Roman" w:hAnsi="Times New Roman"/>
-          <w:b w:val="0"/>
-          <w:i w:val="0"/>
-          <w:sz w:val="24"/>
-          <w:rFonts w:ascii="Times New Roman" w:hAnsi="Times New Roman" w:cs="Times New Roman"/>
-        </w:rPr>
-        <w:t xml:space="preserve">    A. Chia sẻ bài học hay cho bạn bè         B. Đăng ảnh cá nhân, số điện thoại và địa chỉ nhà lên mạng</w:t>
-      </w:r>
-    </w:p>
-    <w:p>
-      <w:pPr>
-        <w:spacing w:before="0" w:after="40" w:line="276" w:lineRule="auto"/>
-        <w:jc w:val="left"/>
-      </w:pPr>
-      <w:r>
-        <w:rPr>
-          <w:rFonts w:ascii="Times New Roman" w:hAnsi="Times New Roman"/>
-          <w:b w:val="0"/>
-          <w:i w:val="0"/>
-          <w:sz w:val="24"/>
-          <w:rFonts w:ascii="Times New Roman" w:hAnsi="Times New Roman" w:cs="Times New Roman"/>
-        </w:rPr>
-        <w:t xml:space="preserve">    C. Kết bạn với người quen biết         D. Hỏi bài thầy cô giáo</w:t>
-      </w:r>
-    </w:p>
-    <w:p>
-      <w:pPr>
-        <w:spacing w:before="80" w:after="40" w:line="276" w:lineRule="auto"/>
-        <w:jc w:val="left"/>
-      </w:pPr>
-      <w:r>
-        <w:rPr>
-          <w:rFonts w:ascii="Times New Roman" w:hAnsi="Times New Roman"/>
-          <w:b/>
-          <w:i w:val="0"/>
-          <w:sz w:val="24"/>
-          <w:rFonts w:ascii="Times New Roman" w:hAnsi="Times New Roman" w:cs="Times New Roman"/>
-        </w:rPr>
-        <w:t>Câu 19. Khi bị bắt nạt trên mạng, em nên làm gì?</w:t>
-      </w:r>
-    </w:p>
-    <w:p>
-      <w:pPr>
-        <w:spacing w:before="0" w:after="20" w:line="276" w:lineRule="auto"/>
-        <w:jc w:val="left"/>
-      </w:pPr>
-      <w:r>
-        <w:rPr>
-          <w:rFonts w:ascii="Times New Roman" w:hAnsi="Times New Roman"/>
-          <w:b w:val="0"/>
-          <w:i w:val="0"/>
-          <w:sz w:val="24"/>
-          <w:rFonts w:ascii="Times New Roman" w:hAnsi="Times New Roman" w:cs="Times New Roman"/>
-        </w:rPr>
-        <w:t xml:space="preserve">    A. Bắt nạt lại người đó         B. Báo ngay cho thầy cô, phụ huynh và chặn tài khoản người bắt nạt</w:t>
-      </w:r>
-    </w:p>
-    <w:p>
-      <w:pPr>
-        <w:spacing w:before="0" w:after="40" w:line="276" w:lineRule="auto"/>
-        <w:jc w:val="left"/>
-      </w:pPr>
-      <w:r>
-        <w:rPr>
-          <w:rFonts w:ascii="Times New Roman" w:hAnsi="Times New Roman"/>
-          <w:b w:val="0"/>
-          <w:i w:val="0"/>
-          <w:sz w:val="24"/>
-          <w:rFonts w:ascii="Times New Roman" w:hAnsi="Times New Roman" w:cs="Times New Roman"/>
-        </w:rPr>
-        <w:t xml:space="preserve">    C. Im lặng chịu đựng         D. Xóa tài khoản mạng xã hội của mình</w:t>
-      </w:r>
-    </w:p>
-    <w:p>
-      <w:pPr>
-        <w:spacing w:before="80" w:after="40" w:line="276" w:lineRule="auto"/>
-        <w:jc w:val="left"/>
-      </w:pPr>
-      <w:r>
-        <w:rPr>
-          <w:rFonts w:ascii="Times New Roman" w:hAnsi="Times New Roman"/>
-          <w:b/>
-          <w:i w:val="0"/>
-          <w:sz w:val="24"/>
-          <w:rFonts w:ascii="Times New Roman" w:hAnsi="Times New Roman" w:cs="Times New Roman"/>
-        </w:rPr>
-        <w:t>Câu 20. Để bảo vệ tài khoản mạng xã hội, em nên làm gì?</w:t>
-      </w:r>
-    </w:p>
-    <w:p>
-      <w:pPr>
-        <w:spacing w:before="0" w:after="20" w:line="276" w:lineRule="auto"/>
-        <w:jc w:val="left"/>
-      </w:pPr>
-      <w:r>
-        <w:rPr>
-          <w:rFonts w:ascii="Times New Roman" w:hAnsi="Times New Roman"/>
-          <w:b w:val="0"/>
-          <w:i w:val="0"/>
-          <w:sz w:val="24"/>
-          <w:rFonts w:ascii="Times New Roman" w:hAnsi="Times New Roman" w:cs="Times New Roman"/>
-        </w:rPr>
-        <w:t xml:space="preserve">    A. Đặt mật khẩu đơn giản dễ nhớ như 123456         B. Đặt mật khẩu mạnh và bật xác thực 2 bước</w:t>
-      </w:r>
-    </w:p>
-    <w:p>
-      <w:pPr>
-        <w:spacing w:before="0" w:after="40" w:line="276" w:lineRule="auto"/>
-        <w:jc w:val="left"/>
-      </w:pPr>
-      <w:r>
-        <w:rPr>
-          <w:rFonts w:ascii="Times New Roman" w:hAnsi="Times New Roman"/>
-          <w:b w:val="0"/>
-          <w:i w:val="0"/>
-          <w:sz w:val="24"/>
-          <w:rFonts w:ascii="Times New Roman" w:hAnsi="Times New Roman" w:cs="Times New Roman"/>
-        </w:rPr>
-        <w:t xml:space="preserve">    C. Đăng mật khẩu lên Facebook để không bị quên         D. Dùng chung tài khoản với bạn bè</w:t>
-      </w:r>
-    </w:p>
-    <w:p>
-      <w:pPr>
-        <w:spacing w:before="160" w:after="80" w:line="276" w:lineRule="auto"/>
-        <w:jc w:val="left"/>
-      </w:pPr>
-      <w:r>
-        <w:rPr>
-          <w:rFonts w:ascii="Times New Roman" w:hAnsi="Times New Roman"/>
-          <w:b/>
-          <w:i w:val="0"/>
-          <w:sz w:val="26"/>
-          <w:rFonts w:ascii="Times New Roman" w:hAnsi="Times New Roman" w:cs="Times New Roman"/>
-        </w:rPr>
-        <w:t>PHẦN II. THỰC HÀNH (2 câu – 5,0 điểm)</w:t>
-      </w:r>
-    </w:p>
-    <w:p>
-      <w:pPr>
-        <w:spacing w:before="120" w:after="80" w:line="276" w:lineRule="auto"/>
-        <w:jc w:val="left"/>
-      </w:pPr>
-      <w:r>
-        <w:rPr>
-          <w:rFonts w:ascii="Times New Roman" w:hAnsi="Times New Roman"/>
-          <w:b/>
-          <w:i w:val="0"/>
-          <w:sz w:val="24"/>
-          <w:rFonts w:ascii="Times New Roman" w:hAnsi="Times New Roman" w:cs="Times New Roman"/>
-        </w:rPr>
-        <w:t>Câu 1 (2,0 điểm) – Thực hành quản lí tệp</w:t>
-      </w:r>
-    </w:p>
-    <w:p>
-      <w:pPr>
-        <w:spacing w:before="0" w:after="80" w:line="276" w:lineRule="auto"/>
-        <w:jc w:val="left"/>
-      </w:pPr>
-      <w:r>
-        <w:rPr>
-          <w:rFonts w:ascii="Times New Roman" w:hAnsi="Times New Roman"/>
-          <w:b w:val="0"/>
-          <w:i w:val="0"/>
-          <w:sz w:val="24"/>
-          <w:rFonts w:ascii="Times New Roman" w:hAnsi="Times New Roman" w:cs="Times New Roman"/>
-        </w:rPr>
-        <w:t xml:space="preserve">  Em hãy thực hiện trên máy tính:</w:t>
-        <w:br/>
-        <w:t>a) Mở File Explorer, tạo thư mục 'BAI_KIEM_TRA' trên Desktop (0,5 điểm)</w:t>
-        <w:br/>
-        <w:t>b) Trong thư mục đó, tạo 2 thư mục con: 'LY_THUYET' và 'THUC_HANH' (0,5 điểm)</w:t>
-        <w:br/>
-        <w:t>c) Tạo 1 tệp Word tên 'TraLoi.docx' trong thư mục 'LY_THUYET' (0,5 điểm)</w:t>
-        <w:br/>
-        <w:t>d) Sao chép tệp 'TraLoi.docx' sang thư mục 'THUC_HANH' (0,5 điểm)</w:t>
-      </w:r>
-    </w:p>
-    <w:p>
-      <w:pPr>
-        <w:spacing w:before="120" w:after="80" w:line="276" w:lineRule="auto"/>
-        <w:jc w:val="left"/>
-      </w:pPr>
-      <w:r>
-        <w:rPr>
-          <w:rFonts w:ascii="Times New Roman" w:hAnsi="Times New Roman"/>
-          <w:b/>
-          <w:i w:val="0"/>
-          <w:sz w:val="24"/>
-          <w:rFonts w:ascii="Times New Roman" w:hAnsi="Times New Roman" w:cs="Times New Roman"/>
-        </w:rPr>
-        <w:t>Câu 2 (3,0 điểm) – Thực hành nhận diện phần mềm</w:t>
-      </w:r>
-    </w:p>
-    <w:p>
-      <w:pPr>
-        <w:spacing w:before="0" w:after="80" w:line="276" w:lineRule="auto"/>
-        <w:jc w:val="left"/>
-      </w:pPr>
-      <w:r>
-        <w:rPr>
-          <w:rFonts w:ascii="Times New Roman" w:hAnsi="Times New Roman"/>
-          <w:b w:val="0"/>
-          <w:i w:val="0"/>
-          <w:sz w:val="24"/>
-          <w:rFonts w:ascii="Times New Roman" w:hAnsi="Times New Roman" w:cs="Times New Roman"/>
-        </w:rPr>
-        <w:t xml:space="preserve">  Em hãy thực hiện các yêu cầu sau:</w:t>
-        <w:br/>
-        <w:t>a) Liệt kê ba phần mềm hệ thống và ba phần mềm ứng dụng đang có trên máy tính (1,0 điểm)</w:t>
-        <w:br/>
-        <w:t>b) Mở phần mềm Microsoft Word, soạn một đoạn văn ngắn giới thiệu về trường UNIGO (1,0 điểm)</w:t>
-        <w:br/>
-        <w:t>c) Lưu tệp với tên 'GioiThieu_UNIGO.docx' vào thư mục 'BAI_KIEM_TRA' (1,0 điểm)</w:t>
-      </w:r>
-    </w:p>
-    <w:p>
-      <w:pPr>
-        <w:spacing w:before="160" w:after="80" w:line="276" w:lineRule="auto"/>
-        <w:jc w:val="center"/>
-      </w:pPr>
-      <w:r>
-        <w:rPr>
-          <w:rFonts w:ascii="Times New Roman" w:hAnsi="Times New Roman"/>
-          <w:b/>
-          <w:i w:val="0"/>
-          <w:sz w:val="26"/>
-          <w:rFonts w:ascii="Times New Roman" w:hAnsi="Times New Roman" w:cs="Times New Roman"/>
-        </w:rPr>
-        <w:t>─── Hết ───</w:t>
-      </w:r>
-    </w:p>
-    <w:p>
-      <w:pPr>
-        <w:spacing w:before="0" w:after="80" w:line="276" w:lineRule="auto"/>
-        <w:jc w:val="center"/>
-      </w:pPr>
-      <w:r>
-        <w:rPr>
-          <w:rFonts w:ascii="Times New Roman" w:hAnsi="Times New Roman"/>
-          <w:b w:val="0"/>
-          <w:i/>
-          <w:sz w:val="22"/>
-          <w:rFonts w:ascii="Times New Roman" w:hAnsi="Times New Roman" w:cs="Times New Roman"/>
-        </w:rPr>
-        <w:t>Giám thị không giải thích gì thêm.</w:t>
-      </w:r>
-    </w:p>
-    <w:p>
-      <w:r>
-        <w:br w:type="page"/>
-      </w:r>
-    </w:p>
-    <w:p>
-      <w:pPr>
-        <w:spacing w:before="120" w:after="80" w:line="276" w:lineRule="auto"/>
-        <w:jc w:val="center"/>
-      </w:pPr>
-      <w:r>
-        <w:rPr>
-          <w:rFonts w:ascii="Times New Roman" w:hAnsi="Times New Roman"/>
-          <w:b/>
-          <w:i w:val="0"/>
-          <w:color w:val="1B4F9B"/>
-          <w:sz w:val="28"/>
-          <w:rFonts w:ascii="Times New Roman" w:hAnsi="Times New Roman" w:cs="Times New Roman"/>
-        </w:rPr>
-        <w:t>ĐÁP ÁN VÀ HƯỚNG DẪN CHẤM</w:t>
-      </w:r>
-    </w:p>
-    <w:p>
-      <w:pPr>
-        <w:spacing w:before="80" w:after="80" w:line="276" w:lineRule="auto"/>
-        <w:jc w:val="left"/>
-      </w:pPr>
-      <w:r>
-        <w:rPr>
-          <w:rFonts w:ascii="Times New Roman" w:hAnsi="Times New Roman"/>
-          <w:b/>
-          <w:i w:val="0"/>
-          <w:sz w:val="26"/>
-          <w:rFonts w:ascii="Times New Roman" w:hAnsi="Times New Roman" w:cs="Times New Roman"/>
-        </w:rPr>
-        <w:t>I. TRẮC NGHIỆM (20 câu – 5,0 điểm. Mỗi câu trả lời đúng được 0,25 điểm)</w:t>
+          <w:bCs/>
+        </w:rPr>
+        <w:t xml:space="preserve">I. TRẮC NGHIỆM (20 câu – 5,0 điểm. Mỗi câu trả lời đúng được 0,25 điểm)</w:t>
       </w:r>
     </w:p>
     <w:tbl>
@@ -1845,14 +2501,12 @@
             </w:pPr>
             <w:r>
               <w:rPr>
-                <w:rFonts w:ascii="Times New Roman" w:hAnsi="Times New Roman"/>
+                <w:rFonts w:ascii="Times New Roman" w:hAnsi="Times New Roman" w:eastAsia="Times New Roman"/>
                 <w:b/>
                 <w:i w:val="0"/>
-                <w:color w:val="B40000"/>
-                <w:sz w:val="22"/>
-                <w:rFonts w:ascii="Times New Roman" w:hAnsi="Times New Roman" w:cs="Times New Roman"/>
-              </w:rPr>
-              <w:t>B</w:t>
+                <w:sz w:val="26"/>
+              </w:rPr>
+              <w:t>D</w:t>
             </w:r>
           </w:p>
         </w:tc>
@@ -1872,14 +2526,12 @@
             </w:pPr>
             <w:r>
               <w:rPr>
-                <w:rFonts w:ascii="Times New Roman" w:hAnsi="Times New Roman"/>
+                <w:rFonts w:ascii="Times New Roman" w:hAnsi="Times New Roman" w:eastAsia="Times New Roman"/>
                 <w:b/>
                 <w:i w:val="0"/>
-                <w:color w:val="B40000"/>
-                <w:sz w:val="22"/>
-                <w:rFonts w:ascii="Times New Roman" w:hAnsi="Times New Roman" w:cs="Times New Roman"/>
-              </w:rPr>
-              <w:t>B</w:t>
+                <w:sz w:val="26"/>
+              </w:rPr>
+              <w:t>A</w:t>
             </w:r>
           </w:p>
         </w:tc>
@@ -1899,12 +2551,10 @@
             </w:pPr>
             <w:r>
               <w:rPr>
-                <w:rFonts w:ascii="Times New Roman" w:hAnsi="Times New Roman"/>
+                <w:rFonts w:ascii="Times New Roman" w:hAnsi="Times New Roman" w:eastAsia="Times New Roman"/>
                 <w:b/>
                 <w:i w:val="0"/>
-                <w:color w:val="B40000"/>
-                <w:sz w:val="22"/>
-                <w:rFonts w:ascii="Times New Roman" w:hAnsi="Times New Roman" w:cs="Times New Roman"/>
+                <w:sz w:val="26"/>
               </w:rPr>
               <w:t>B</w:t>
             </w:r>
@@ -1926,14 +2576,12 @@
             </w:pPr>
             <w:r>
               <w:rPr>
-                <w:rFonts w:ascii="Times New Roman" w:hAnsi="Times New Roman"/>
+                <w:rFonts w:ascii="Times New Roman" w:hAnsi="Times New Roman" w:eastAsia="Times New Roman"/>
                 <w:b/>
                 <w:i w:val="0"/>
-                <w:color w:val="B40000"/>
-                <w:sz w:val="22"/>
-                <w:rFonts w:ascii="Times New Roman" w:hAnsi="Times New Roman" w:cs="Times New Roman"/>
-              </w:rPr>
-              <w:t>C</w:t>
+                <w:sz w:val="26"/>
+              </w:rPr>
+              <w:t>A</w:t>
             </w:r>
           </w:p>
         </w:tc>
@@ -1953,14 +2601,12 @@
             </w:pPr>
             <w:r>
               <w:rPr>
-                <w:rFonts w:ascii="Times New Roman" w:hAnsi="Times New Roman"/>
+                <w:rFonts w:ascii="Times New Roman" w:hAnsi="Times New Roman" w:eastAsia="Times New Roman"/>
                 <w:b/>
                 <w:i w:val="0"/>
-                <w:color w:val="B40000"/>
-                <w:sz w:val="22"/>
-                <w:rFonts w:ascii="Times New Roman" w:hAnsi="Times New Roman" w:cs="Times New Roman"/>
-              </w:rPr>
-              <w:t>B</w:t>
+                <w:sz w:val="26"/>
+              </w:rPr>
+              <w:t>D</w:t>
             </w:r>
           </w:p>
         </w:tc>
@@ -1980,14 +2626,12 @@
             </w:pPr>
             <w:r>
               <w:rPr>
-                <w:rFonts w:ascii="Times New Roman" w:hAnsi="Times New Roman"/>
+                <w:rFonts w:ascii="Times New Roman" w:hAnsi="Times New Roman" w:eastAsia="Times New Roman"/>
                 <w:b/>
                 <w:i w:val="0"/>
-                <w:color w:val="B40000"/>
-                <w:sz w:val="22"/>
-                <w:rFonts w:ascii="Times New Roman" w:hAnsi="Times New Roman" w:cs="Times New Roman"/>
-              </w:rPr>
-              <w:t>B</w:t>
+                <w:sz w:val="26"/>
+              </w:rPr>
+              <w:t>C</w:t>
             </w:r>
           </w:p>
         </w:tc>
@@ -2007,12 +2651,10 @@
             </w:pPr>
             <w:r>
               <w:rPr>
-                <w:rFonts w:ascii="Times New Roman" w:hAnsi="Times New Roman"/>
+                <w:rFonts w:ascii="Times New Roman" w:hAnsi="Times New Roman" w:eastAsia="Times New Roman"/>
                 <w:b/>
                 <w:i w:val="0"/>
-                <w:color w:val="B40000"/>
-                <w:sz w:val="22"/>
-                <w:rFonts w:ascii="Times New Roman" w:hAnsi="Times New Roman" w:cs="Times New Roman"/>
+                <w:sz w:val="26"/>
               </w:rPr>
               <w:t>B</w:t>
             </w:r>
@@ -2034,12 +2676,10 @@
             </w:pPr>
             <w:r>
               <w:rPr>
-                <w:rFonts w:ascii="Times New Roman" w:hAnsi="Times New Roman"/>
+                <w:rFonts w:ascii="Times New Roman" w:hAnsi="Times New Roman" w:eastAsia="Times New Roman"/>
                 <w:b/>
                 <w:i w:val="0"/>
-                <w:color w:val="B40000"/>
-                <w:sz w:val="22"/>
-                <w:rFonts w:ascii="Times New Roman" w:hAnsi="Times New Roman" w:cs="Times New Roman"/>
+                <w:sz w:val="26"/>
               </w:rPr>
               <w:t>B</w:t>
             </w:r>
@@ -2061,14 +2701,12 @@
             </w:pPr>
             <w:r>
               <w:rPr>
-                <w:rFonts w:ascii="Times New Roman" w:hAnsi="Times New Roman"/>
+                <w:rFonts w:ascii="Times New Roman" w:hAnsi="Times New Roman" w:eastAsia="Times New Roman"/>
                 <w:b/>
                 <w:i w:val="0"/>
-                <w:color w:val="B40000"/>
-                <w:sz w:val="22"/>
-                <w:rFonts w:ascii="Times New Roman" w:hAnsi="Times New Roman" w:cs="Times New Roman"/>
-              </w:rPr>
-              <w:t>B</w:t>
+                <w:sz w:val="26"/>
+              </w:rPr>
+              <w:t>C</w:t>
             </w:r>
           </w:p>
         </w:tc>
@@ -2088,12 +2726,10 @@
             </w:pPr>
             <w:r>
               <w:rPr>
-                <w:rFonts w:ascii="Times New Roman" w:hAnsi="Times New Roman"/>
+                <w:rFonts w:ascii="Times New Roman" w:hAnsi="Times New Roman" w:eastAsia="Times New Roman"/>
                 <w:b/>
                 <w:i w:val="0"/>
-                <w:color w:val="B40000"/>
-                <w:sz w:val="22"/>
-                <w:rFonts w:ascii="Times New Roman" w:hAnsi="Times New Roman" w:cs="Times New Roman"/>
+                <w:sz w:val="26"/>
               </w:rPr>
               <w:t>B</w:t>
             </w:r>
@@ -2422,14 +3058,12 @@
             </w:pPr>
             <w:r>
               <w:rPr>
-                <w:rFonts w:ascii="Times New Roman" w:hAnsi="Times New Roman"/>
+                <w:rFonts w:ascii="Times New Roman" w:hAnsi="Times New Roman" w:eastAsia="Times New Roman"/>
                 <w:b/>
                 <w:i w:val="0"/>
-                <w:color w:val="B40000"/>
-                <w:sz w:val="22"/>
-                <w:rFonts w:ascii="Times New Roman" w:hAnsi="Times New Roman" w:cs="Times New Roman"/>
-              </w:rPr>
-              <w:t>B</w:t>
+                <w:sz w:val="26"/>
+              </w:rPr>
+              <w:t>A</w:t>
             </w:r>
           </w:p>
         </w:tc>
@@ -2449,14 +3083,12 @@
             </w:pPr>
             <w:r>
               <w:rPr>
-                <w:rFonts w:ascii="Times New Roman" w:hAnsi="Times New Roman"/>
+                <w:rFonts w:ascii="Times New Roman" w:hAnsi="Times New Roman" w:eastAsia="Times New Roman"/>
                 <w:b/>
                 <w:i w:val="0"/>
-                <w:color w:val="B40000"/>
-                <w:sz w:val="22"/>
-                <w:rFonts w:ascii="Times New Roman" w:hAnsi="Times New Roman" w:cs="Times New Roman"/>
-              </w:rPr>
-              <w:t>B</w:t>
+                <w:sz w:val="26"/>
+              </w:rPr>
+              <w:t>C</w:t>
             </w:r>
           </w:p>
         </w:tc>
@@ -2476,14 +3108,12 @@
             </w:pPr>
             <w:r>
               <w:rPr>
-                <w:rFonts w:ascii="Times New Roman" w:hAnsi="Times New Roman"/>
+                <w:rFonts w:ascii="Times New Roman" w:hAnsi="Times New Roman" w:eastAsia="Times New Roman"/>
                 <w:b/>
                 <w:i w:val="0"/>
-                <w:color w:val="B40000"/>
-                <w:sz w:val="22"/>
-                <w:rFonts w:ascii="Times New Roman" w:hAnsi="Times New Roman" w:cs="Times New Roman"/>
-              </w:rPr>
-              <w:t>B</w:t>
+                <w:sz w:val="26"/>
+              </w:rPr>
+              <w:t>A</w:t>
             </w:r>
           </w:p>
         </w:tc>
@@ -2503,14 +3133,12 @@
             </w:pPr>
             <w:r>
               <w:rPr>
-                <w:rFonts w:ascii="Times New Roman" w:hAnsi="Times New Roman"/>
+                <w:rFonts w:ascii="Times New Roman" w:hAnsi="Times New Roman" w:eastAsia="Times New Roman"/>
                 <w:b/>
                 <w:i w:val="0"/>
-                <w:color w:val="B40000"/>
-                <w:sz w:val="22"/>
-                <w:rFonts w:ascii="Times New Roman" w:hAnsi="Times New Roman" w:cs="Times New Roman"/>
-              </w:rPr>
-              <w:t>B</w:t>
+                <w:sz w:val="26"/>
+              </w:rPr>
+              <w:t>C</w:t>
             </w:r>
           </w:p>
         </w:tc>
@@ -2530,14 +3158,12 @@
             </w:pPr>
             <w:r>
               <w:rPr>
-                <w:rFonts w:ascii="Times New Roman" w:hAnsi="Times New Roman"/>
+                <w:rFonts w:ascii="Times New Roman" w:hAnsi="Times New Roman" w:eastAsia="Times New Roman"/>
                 <w:b/>
                 <w:i w:val="0"/>
-                <w:color w:val="B40000"/>
-                <w:sz w:val="22"/>
-                <w:rFonts w:ascii="Times New Roman" w:hAnsi="Times New Roman" w:cs="Times New Roman"/>
-              </w:rPr>
-              <w:t>B</w:t>
+                <w:sz w:val="26"/>
+              </w:rPr>
+              <w:t>D</w:t>
             </w:r>
           </w:p>
         </w:tc>
@@ -2557,14 +3183,12 @@
             </w:pPr>
             <w:r>
               <w:rPr>
-                <w:rFonts w:ascii="Times New Roman" w:hAnsi="Times New Roman"/>
+                <w:rFonts w:ascii="Times New Roman" w:hAnsi="Times New Roman" w:eastAsia="Times New Roman"/>
                 <w:b/>
                 <w:i w:val="0"/>
-                <w:color w:val="B40000"/>
-                <w:sz w:val="22"/>
-                <w:rFonts w:ascii="Times New Roman" w:hAnsi="Times New Roman" w:cs="Times New Roman"/>
-              </w:rPr>
-              <w:t>B</w:t>
+                <w:sz w:val="26"/>
+              </w:rPr>
+              <w:t>D</w:t>
             </w:r>
           </w:p>
         </w:tc>
@@ -2584,14 +3208,12 @@
             </w:pPr>
             <w:r>
               <w:rPr>
-                <w:rFonts w:ascii="Times New Roman" w:hAnsi="Times New Roman"/>
+                <w:rFonts w:ascii="Times New Roman" w:hAnsi="Times New Roman" w:eastAsia="Times New Roman"/>
                 <w:b/>
                 <w:i w:val="0"/>
-                <w:color w:val="B40000"/>
-                <w:sz w:val="22"/>
-                <w:rFonts w:ascii="Times New Roman" w:hAnsi="Times New Roman" w:cs="Times New Roman"/>
-              </w:rPr>
-              <w:t>B</w:t>
+                <w:sz w:val="26"/>
+              </w:rPr>
+              <w:t>A</w:t>
             </w:r>
           </w:p>
         </w:tc>
@@ -2611,14 +3233,12 @@
             </w:pPr>
             <w:r>
               <w:rPr>
-                <w:rFonts w:ascii="Times New Roman" w:hAnsi="Times New Roman"/>
+                <w:rFonts w:ascii="Times New Roman" w:hAnsi="Times New Roman" w:eastAsia="Times New Roman"/>
                 <w:b/>
                 <w:i w:val="0"/>
-                <w:color w:val="B40000"/>
-                <w:sz w:val="22"/>
-                <w:rFonts w:ascii="Times New Roman" w:hAnsi="Times New Roman" w:cs="Times New Roman"/>
-              </w:rPr>
-              <w:t>B</w:t>
+                <w:sz w:val="26"/>
+              </w:rPr>
+              <w:t>C</w:t>
             </w:r>
           </w:p>
         </w:tc>
@@ -2638,12 +3258,10 @@
             </w:pPr>
             <w:r>
               <w:rPr>
-                <w:rFonts w:ascii="Times New Roman" w:hAnsi="Times New Roman"/>
+                <w:rFonts w:ascii="Times New Roman" w:hAnsi="Times New Roman" w:eastAsia="Times New Roman"/>
                 <w:b/>
                 <w:i w:val="0"/>
-                <w:color w:val="B40000"/>
-                <w:sz w:val="22"/>
-                <w:rFonts w:ascii="Times New Roman" w:hAnsi="Times New Roman" w:cs="Times New Roman"/>
+                <w:sz w:val="26"/>
               </w:rPr>
               <w:t>B</w:t>
             </w:r>
@@ -2665,14 +3283,12 @@
             </w:pPr>
             <w:r>
               <w:rPr>
-                <w:rFonts w:ascii="Times New Roman" w:hAnsi="Times New Roman"/>
+                <w:rFonts w:ascii="Times New Roman" w:hAnsi="Times New Roman" w:eastAsia="Times New Roman"/>
                 <w:b/>
                 <w:i w:val="0"/>
-                <w:color w:val="B40000"/>
-                <w:sz w:val="22"/>
-                <w:rFonts w:ascii="Times New Roman" w:hAnsi="Times New Roman" w:cs="Times New Roman"/>
-              </w:rPr>
-              <w:t>B</w:t>
+                <w:sz w:val="26"/>
+              </w:rPr>
+              <w:t>D</w:t>
             </w:r>
           </w:p>
         </w:tc>
@@ -2680,98 +3296,155 @@
     </w:tbl>
     <w:p>
       <w:pPr>
-        <w:spacing w:before="160" w:after="80" w:line="276" w:lineRule="auto"/>
-        <w:jc w:val="left"/>
-      </w:pPr>
-      <w:r>
-        <w:rPr>
-          <w:rFonts w:ascii="Times New Roman" w:hAnsi="Times New Roman"/>
+        <w:spacing w:after="80"/>
+      </w:pPr>
+    </w:p>
+    <w:p>
+      <w:pPr>
+        <w:spacing w:before="120" w:after="80"/>
+      </w:pPr>
+      <w:r>
+        <w:rPr>
+          <w:rFonts w:ascii="Times New Roman" w:hAnsi="Times New Roman" w:cs="Times New Roman" w:eastAsia="Times New Roman"/>
+          <w:sz w:val="26"/>
+          <w:szCs w:val="26"/>
           <w:b/>
-          <w:i w:val="0"/>
-          <w:sz w:val="26"/>
-          <w:rFonts w:ascii="Times New Roman" w:hAnsi="Times New Roman" w:cs="Times New Roman"/>
-        </w:rPr>
-        <w:t>II. THỰC HÀNH (2 câu – 5,0 điểm)</w:t>
-      </w:r>
-    </w:p>
-    <w:p>
-      <w:pPr>
-        <w:spacing w:before="80" w:after="80" w:line="276" w:lineRule="auto"/>
-        <w:jc w:val="left"/>
-      </w:pPr>
-      <w:r>
-        <w:rPr>
-          <w:rFonts w:ascii="Times New Roman" w:hAnsi="Times New Roman"/>
+          <w:bCs/>
+        </w:rPr>
+        <w:t xml:space="preserve">II. THỰC HÀNH VÀ BÀI TẬP (2 câu – 5,0 điểm)</w:t>
+      </w:r>
+    </w:p>
+    <w:p>
+      <w:pPr>
+        <w:spacing w:before="40" w:after="40"/>
+      </w:pPr>
+      <w:r>
+        <w:rPr>
+          <w:rFonts w:ascii="Times New Roman" w:hAnsi="Times New Roman" w:cs="Times New Roman" w:eastAsia="Times New Roman"/>
+          <w:sz w:val="26"/>
+          <w:szCs w:val="26"/>
           <w:b/>
-          <w:i w:val="0"/>
-          <w:sz w:val="24"/>
-          <w:rFonts w:ascii="Times New Roman" w:hAnsi="Times New Roman" w:cs="Times New Roman"/>
-        </w:rPr>
-        <w:t>Câu 1 (2,0 điểm) – Thực hành quản lí tệp:</w:t>
-      </w:r>
-    </w:p>
-    <w:p>
-      <w:pPr>
-        <w:spacing w:before="0" w:after="80" w:line="276" w:lineRule="auto"/>
-        <w:jc w:val="left"/>
-      </w:pPr>
-      <w:r>
-        <w:rPr>
-          <w:rFonts w:ascii="Times New Roman" w:hAnsi="Times New Roman"/>
-          <w:b w:val="0"/>
-          <w:i w:val="0"/>
-          <w:sz w:val="22"/>
-          <w:rFonts w:ascii="Times New Roman" w:hAnsi="Times New Roman" w:cs="Times New Roman"/>
-        </w:rPr>
-        <w:t xml:space="preserve">  a) Mở File Explorer, tạo thư mục đúng (0,5 điểm)</w:t>
-        <w:br/>
-        <w:t>b) Tạo 2 thư mục con (0,5 điểm)</w:t>
-        <w:br/>
-        <w:t>c) Tạo tệp Word đúng tên (0,5 điểm)</w:t>
-        <w:br/>
-        <w:t>d) Sao chép thành công (Ctrl+C, Ctrl+V) (0,5 điểm)</w:t>
-      </w:r>
-    </w:p>
-    <w:p>
-      <w:pPr>
-        <w:spacing w:before="80" w:after="80" w:line="276" w:lineRule="auto"/>
-        <w:jc w:val="left"/>
-      </w:pPr>
-      <w:r>
-        <w:rPr>
-          <w:rFonts w:ascii="Times New Roman" w:hAnsi="Times New Roman"/>
+          <w:bCs/>
+        </w:rPr>
+        <w:t xml:space="preserve">Câu 1 (2,0 điểm) – Thực hành trên máy tính:</w:t>
+      </w:r>
+    </w:p>
+    <w:p>
+      <w:pPr>
+        <w:spacing w:before="40" w:after="40"/>
+        <w:ind w:left="360"/>
+      </w:pPr>
+      <w:r>
+        <w:rPr>
+          <w:rFonts w:ascii="Times New Roman" w:hAnsi="Times New Roman" w:cs="Times New Roman" w:eastAsia="Times New Roman"/>
+          <w:sz w:val="26"/>
+          <w:szCs w:val="26"/>
+        </w:rPr>
+        <w:t xml:space="preserve">a) Mở File Explorer, tạo đúng thư mục BAI_KIEM_TRA (0,5 điểm).</w:t>
+      </w:r>
+    </w:p>
+    <w:p>
+      <w:pPr>
+        <w:spacing w:before="40" w:after="40"/>
+        <w:ind w:left="360"/>
+      </w:pPr>
+      <w:r>
+        <w:rPr>
+          <w:rFonts w:ascii="Times New Roman" w:hAnsi="Times New Roman" w:cs="Times New Roman" w:eastAsia="Times New Roman"/>
+          <w:sz w:val="26"/>
+          <w:szCs w:val="26"/>
+        </w:rPr>
+        <w:t xml:space="preserve">b) Tạo đúng 2 thư mục con LY_THUYET và THUC_HANH (0,5 điểm).</w:t>
+      </w:r>
+    </w:p>
+    <w:p>
+      <w:pPr>
+        <w:spacing w:before="40" w:after="40"/>
+        <w:ind w:left="360"/>
+      </w:pPr>
+      <w:r>
+        <w:rPr>
+          <w:rFonts w:ascii="Times New Roman" w:hAnsi="Times New Roman" w:cs="Times New Roman" w:eastAsia="Times New Roman"/>
+          <w:sz w:val="26"/>
+          <w:szCs w:val="26"/>
+        </w:rPr>
+        <w:t xml:space="preserve">c) Tạo đúng tệp Word TraLoi.docx trong LY_THUYET (0,5 điểm).</w:t>
+      </w:r>
+    </w:p>
+    <w:p>
+      <w:pPr>
+        <w:spacing w:before="40" w:after="40"/>
+        <w:ind w:left="360"/>
+      </w:pPr>
+      <w:r>
+        <w:rPr>
+          <w:rFonts w:ascii="Times New Roman" w:hAnsi="Times New Roman" w:cs="Times New Roman" w:eastAsia="Times New Roman"/>
+          <w:sz w:val="26"/>
+          <w:szCs w:val="26"/>
+        </w:rPr>
+        <w:t xml:space="preserve">d) Sao chép thành công tệp sang thư mục THUC_HANH (0,5 điểm).</w:t>
+      </w:r>
+    </w:p>
+    <w:p>
+      <w:pPr>
+        <w:spacing w:before="40" w:after="40"/>
+      </w:pPr>
+      <w:r>
+        <w:rPr>
+          <w:rFonts w:ascii="Times New Roman" w:hAnsi="Times New Roman" w:cs="Times New Roman" w:eastAsia="Times New Roman"/>
+          <w:sz w:val="26"/>
+          <w:szCs w:val="26"/>
           <w:b/>
-          <w:i w:val="0"/>
-          <w:sz w:val="24"/>
-          <w:rFonts w:ascii="Times New Roman" w:hAnsi="Times New Roman" w:cs="Times New Roman"/>
-        </w:rPr>
-        <w:t>Câu 2 (3,0 điểm) – Thực hành nhận diện phần mềm:</w:t>
-      </w:r>
-    </w:p>
-    <w:p>
-      <w:pPr>
-        <w:spacing w:before="0" w:after="80" w:line="276" w:lineRule="auto"/>
-        <w:jc w:val="left"/>
-      </w:pPr>
-      <w:r>
-        <w:rPr>
-          <w:rFonts w:ascii="Times New Roman" w:hAnsi="Times New Roman"/>
-          <w:b w:val="0"/>
-          <w:i w:val="0"/>
-          <w:sz w:val="22"/>
-          <w:rFonts w:ascii="Times New Roman" w:hAnsi="Times New Roman" w:cs="Times New Roman"/>
-        </w:rPr>
-        <w:t xml:space="preserve">  a) Phần mềm hệ thống: Windows, Driver, Antivirus; Phần mềm ứng dụng: Word, Chrome, Paint (1,0 điểm)</w:t>
-        <w:br/>
-        <w:t>b) Mở Microsoft Word, gõ đoạn văn đúng yêu cầu (1,0 điểm)</w:t>
-        <w:br/>
-        <w:t>c) Lưu đúng tên tệp và vị trí yêu cầu (1,0 điểm)</w:t>
-      </w:r>
-    </w:p>
-    <w:p>
-      <w:pPr>
-        <w:spacing w:before="0" w:after="120" w:line="276" w:lineRule="auto"/>
-        <w:jc w:val="left"/>
+          <w:bCs/>
+        </w:rPr>
+        <w:t xml:space="preserve">Câu 2 (3,0 điểm) – Trả lời viết ra trên giấy và thực hành soạn thảo:</w:t>
+      </w:r>
+    </w:p>
+    <w:p>
+      <w:pPr>
+        <w:spacing w:before="40" w:after="40"/>
+        <w:ind w:left="360"/>
+      </w:pPr>
+      <w:r>
+        <w:rPr>
+          <w:rFonts w:ascii="Times New Roman" w:hAnsi="Times New Roman" w:cs="Times New Roman" w:eastAsia="Times New Roman"/>
+          <w:sz w:val="26"/>
+          <w:szCs w:val="26"/>
+        </w:rPr>
+        <w:t xml:space="preserve">a) Nêu đúng 3 phần mềm hệ thống (Windows, iOS, Driver, Linux...) và 3 phần mềm ứng dụng (Word, Excel, Chrome, Paint...) (1,0 điểm).</w:t>
+      </w:r>
+    </w:p>
+    <w:p>
+      <w:pPr>
+        <w:spacing w:before="40" w:after="40"/>
+        <w:ind w:left="360"/>
+      </w:pPr>
+      <w:r>
+        <w:rPr>
+          <w:rFonts w:ascii="Times New Roman" w:hAnsi="Times New Roman" w:cs="Times New Roman" w:eastAsia="Times New Roman"/>
+          <w:sz w:val="26"/>
+          <w:szCs w:val="26"/>
+        </w:rPr>
+        <w:t xml:space="preserve">b) Mở Word, soạn thảo đoạn văn đúng chính tả, đủ 3-5 câu (1,0 điểm).</w:t>
+      </w:r>
+    </w:p>
+    <w:p>
+      <w:pPr>
+        <w:spacing w:before="40" w:after="40"/>
+        <w:ind w:left="360"/>
+      </w:pPr>
+      <w:r>
+        <w:rPr>
+          <w:rFonts w:ascii="Times New Roman" w:hAnsi="Times New Roman" w:cs="Times New Roman" w:eastAsia="Times New Roman"/>
+          <w:sz w:val="26"/>
+          <w:szCs w:val="26"/>
+        </w:rPr>
+        <w:t xml:space="preserve">c) Lưu đúng tên GioiThieu_UNIGO.docx vào thư mục BAI_KIEM_TRA (1,0 điểm).</w:t>
+      </w:r>
+    </w:p>
+    <w:p>
+      <w:pPr>
+        <w:spacing w:after="160"/>
       </w:pPr>
     </w:p>
     <w:tbl>
